--- a/field-insights/docs/Field-Insights-Design-Package.docx
+++ b/field-insights/docs/Field-Insights-Design-Package.docx
@@ -75,13 +75,26 @@
         <w:t>Status:</w:t>
       </w:r>
       <w:r>
-        <w:t xml:space="preserve"> Phase 0 (Foundation &amp; Isolation) complete. The standalone app scaffold, installable PWA, offline-engine foundation, separate Supabase project, separate env, and path-scoped CI/CD are in place and building green. </w:t>
+        <w:t xml:space="preserve"> Phase 1 (Auth, Data Model, RBAC, Configurable Intelligence) implemented — 11 migrations applied to the separate Supabase project, configurable framework metamodel (versioned, effective-dated, company-overridable, audited) with FMCG seeded as default, RLS on every table, security hardening, Supabase Auth + typed data layer in the PWA. Builds green. </w:t>
       </w:r>
       <w:r>
         <w:rPr>
           <w:b/>
         </w:rPr>
-        <w:t>Phase 1 (Auth, data model, RBAC) awaits approval.</w:t>
+        <w:t>Phase 2 (visit capture + offline sync) awaits approval.</w:t>
+      </w:r>
+      <w:r>
+        <w:t xml:space="preserve"> See </w:t>
+      </w:r>
+      <w:r>
+        <w:rPr>
+          <w:rFonts w:ascii="Consolas" w:hAnsi="Consolas"/>
+          <w:sz w:val="18"/>
+        </w:rPr>
+        <w:t>docs/09-phase-1-deliverables.md</w:t>
+      </w:r>
+      <w:r>
+        <w:t>.</w:t>
       </w:r>
     </w:p>
     <w:p>
@@ -746,6 +759,60 @@
     </w:p>
     <w:p>
       <w:pPr>
+        <w:pStyle w:val="ListNumber"/>
+      </w:pPr>
+      <w:r>
+        <w:t>[</w:t>
+      </w:r>
+      <w:r>
+        <w:rPr>
+          <w:rFonts w:ascii="Consolas" w:hAnsi="Consolas"/>
+          <w:sz w:val="18"/>
+        </w:rPr>
+        <w:t>docs/08-fmcg-intelligence-layer.md</w:t>
+      </w:r>
+      <w:r>
+        <w:t xml:space="preserve">](docs/08-fmcg-intelligence-layer.md) — </w:t>
+      </w:r>
+      <w:r>
+        <w:rPr>
+          <w:b/>
+        </w:rPr>
+        <w:t>core FMCG layer:</w:t>
+      </w:r>
+      <w:r>
+        <w:t xml:space="preserve"> Customer Health, Development Stages, Competitor Price Tracking, Opportunity Forecast, Visit Quality Score, DVAP framework</w:t>
+      </w:r>
+    </w:p>
+    <w:p>
+      <w:pPr>
+        <w:pStyle w:val="ListNumber"/>
+      </w:pPr>
+      <w:r>
+        <w:t>[</w:t>
+      </w:r>
+      <w:r>
+        <w:rPr>
+          <w:rFonts w:ascii="Consolas" w:hAnsi="Consolas"/>
+          <w:sz w:val="18"/>
+        </w:rPr>
+        <w:t>docs/09-phase-1-deliverables.md</w:t>
+      </w:r>
+      <w:r>
+        <w:t xml:space="preserve">](docs/09-phase-1-deliverables.md) — </w:t>
+      </w:r>
+      <w:r>
+        <w:rPr>
+          <w:b/>
+        </w:rPr>
+        <w:t>Phase 1 output:</w:t>
+      </w:r>
+      <w:r>
+        <w:t xml:space="preserve"> schema, configurable framework metamodel + governance, RBAC/RLS, security hardening, app auth</w:t>
+      </w:r>
+    </w:p>
+    <w:p>
+      <w:pPr>
         <w:pStyle w:val="Heading2"/>
       </w:pPr>
       <w:r/>
@@ -2029,6 +2096,1333 @@
       </w:r>
       <w:r>
         <w:t>.</w:t>
+      </w:r>
+    </w:p>
+    <w:p>
+      <w:r>
+        <w:br w:type="page"/>
+      </w:r>
+    </w:p>
+    <w:p>
+      <w:pPr>
+        <w:pStyle w:val="Heading1"/>
+      </w:pPr>
+      <w:r/>
+      <w:r>
+        <w:t>09 — Phase 1 Deliverables</w:t>
+      </w:r>
+    </w:p>
+    <w:p>
+      <w:r>
+        <w:t xml:space="preserve">Phase 1 (Auth, Data Model, RBAC, Configurable Intelligence) is implemented against the standalone </w:t>
+      </w:r>
+      <w:r>
+        <w:rPr>
+          <w:b/>
+        </w:rPr>
+        <w:t>field-insights</w:t>
+      </w:r>
+      <w:r>
+        <w:t xml:space="preserve"> Supabase project (ref </w:t>
+      </w:r>
+      <w:r>
+        <w:rPr>
+          <w:rFonts w:ascii="Consolas" w:hAnsi="Consolas"/>
+          <w:sz w:val="18"/>
+        </w:rPr>
+        <w:t>qulukfxuaklhcztchrbv</w:t>
+      </w:r>
+      <w:r>
+        <w:t>). 11 migrations applied; app builds green (typecheck + production PWA build).</w:t>
+      </w:r>
+    </w:p>
+    <w:p>
+      <w:pPr>
+        <w:pStyle w:val="Heading2"/>
+      </w:pPr>
+      <w:r/>
+      <w:r>
+        <w:t xml:space="preserve">1. Database (27 tables, applied via </w:t>
+      </w:r>
+      <w:r>
+        <w:rPr>
+          <w:rFonts w:ascii="Consolas" w:hAnsi="Consolas"/>
+          <w:sz w:val="18"/>
+        </w:rPr>
+        <w:t>supabase/migrations/0001</w:t>
+      </w:r>
+      <w:r>
+        <w:t>–</w:t>
+      </w:r>
+      <w:r>
+        <w:rPr>
+          <w:rFonts w:ascii="Consolas" w:hAnsi="Consolas"/>
+          <w:sz w:val="18"/>
+        </w:rPr>
+        <w:t>0011</w:t>
+      </w:r>
+      <w:r>
+        <w:t>)</w:t>
+      </w:r>
+    </w:p>
+    <w:p>
+      <w:r>
+        <w:rPr>
+          <w:b/>
+        </w:rPr>
+        <w:t>Foundation:</w:t>
+      </w:r>
+      <w:r>
+        <w:t xml:space="preserve"> </w:t>
+      </w:r>
+      <w:r>
+        <w:rPr>
+          <w:rFonts w:ascii="Consolas" w:hAnsi="Consolas"/>
+          <w:sz w:val="18"/>
+        </w:rPr>
+        <w:t>regions</w:t>
+      </w:r>
+      <w:r>
+        <w:t xml:space="preserve">, </w:t>
+      </w:r>
+      <w:r>
+        <w:rPr>
+          <w:rFonts w:ascii="Consolas" w:hAnsi="Consolas"/>
+          <w:sz w:val="18"/>
+        </w:rPr>
+        <w:t>areas</w:t>
+      </w:r>
+      <w:r>
+        <w:t xml:space="preserve">, </w:t>
+      </w:r>
+      <w:r>
+        <w:rPr>
+          <w:rFonts w:ascii="Consolas" w:hAnsi="Consolas"/>
+          <w:sz w:val="18"/>
+        </w:rPr>
+        <w:t>profiles</w:t>
+      </w:r>
+      <w:r>
+        <w:t xml:space="preserve"> (+ auth trigger), RBAC helper functions.</w:t>
+      </w:r>
+    </w:p>
+    <w:p>
+      <w:r>
+        <w:rPr>
+          <w:b/>
+        </w:rPr>
+        <w:t>Master data:</w:t>
+      </w:r>
+      <w:r>
+        <w:t xml:space="preserve"> </w:t>
+      </w:r>
+      <w:r>
+        <w:rPr>
+          <w:rFonts w:ascii="Consolas" w:hAnsi="Consolas"/>
+          <w:sz w:val="18"/>
+        </w:rPr>
+        <w:t>companies</w:t>
+      </w:r>
+      <w:r>
+        <w:t xml:space="preserve">, </w:t>
+      </w:r>
+      <w:r>
+        <w:rPr>
+          <w:rFonts w:ascii="Consolas" w:hAnsi="Consolas"/>
+          <w:sz w:val="18"/>
+        </w:rPr>
+        <w:t>customers</w:t>
+      </w:r>
+      <w:r>
+        <w:t xml:space="preserve">, </w:t>
+      </w:r>
+      <w:r>
+        <w:rPr>
+          <w:rFonts w:ascii="Consolas" w:hAnsi="Consolas"/>
+          <w:sz w:val="18"/>
+        </w:rPr>
+        <w:t>locations</w:t>
+      </w:r>
+      <w:r>
+        <w:t xml:space="preserve">, </w:t>
+      </w:r>
+      <w:r>
+        <w:rPr>
+          <w:rFonts w:ascii="Consolas" w:hAnsi="Consolas"/>
+          <w:sz w:val="18"/>
+        </w:rPr>
+        <w:t>competitors</w:t>
+      </w:r>
+      <w:r>
+        <w:t>.</w:t>
+      </w:r>
+    </w:p>
+    <w:p>
+      <w:r>
+        <w:rPr>
+          <w:b/>
+        </w:rPr>
+        <w:t>Visit hub:</w:t>
+      </w:r>
+      <w:r>
+        <w:t xml:space="preserve"> </w:t>
+      </w:r>
+      <w:r>
+        <w:rPr>
+          <w:rFonts w:ascii="Consolas" w:hAnsi="Consolas"/>
+          <w:sz w:val="18"/>
+        </w:rPr>
+        <w:t>visits</w:t>
+      </w:r>
+      <w:r>
+        <w:t xml:space="preserve"> (+ geofence trigger, quality score), </w:t>
+      </w:r>
+      <w:r>
+        <w:rPr>
+          <w:rFonts w:ascii="Consolas" w:hAnsi="Consolas"/>
+          <w:sz w:val="18"/>
+        </w:rPr>
+        <w:t>visit_photos</w:t>
+      </w:r>
+      <w:r>
+        <w:t xml:space="preserve">, </w:t>
+      </w:r>
+      <w:r>
+        <w:rPr>
+          <w:rFonts w:ascii="Consolas" w:hAnsi="Consolas"/>
+          <w:sz w:val="18"/>
+        </w:rPr>
+        <w:t>competitor_observations</w:t>
+      </w:r>
+      <w:r>
+        <w:t xml:space="preserve">, </w:t>
+      </w:r>
+      <w:r>
+        <w:rPr>
+          <w:rFonts w:ascii="Consolas" w:hAnsi="Consolas"/>
+          <w:sz w:val="18"/>
+        </w:rPr>
+        <w:t>competitor_price_points</w:t>
+      </w:r>
+      <w:r>
+        <w:t xml:space="preserve">, </w:t>
+      </w:r>
+      <w:r>
+        <w:rPr>
+          <w:rFonts w:ascii="Consolas" w:hAnsi="Consolas"/>
+          <w:sz w:val="18"/>
+        </w:rPr>
+        <w:t>voice_notes</w:t>
+      </w:r>
+      <w:r>
+        <w:t xml:space="preserve">, </w:t>
+      </w:r>
+      <w:r>
+        <w:rPr>
+          <w:rFonts w:ascii="Consolas" w:hAnsi="Consolas"/>
+          <w:sz w:val="18"/>
+        </w:rPr>
+        <w:t>assessments</w:t>
+      </w:r>
+      <w:r>
+        <w:t xml:space="preserve">, </w:t>
+      </w:r>
+      <w:r>
+        <w:rPr>
+          <w:rFonts w:ascii="Consolas" w:hAnsi="Consolas"/>
+          <w:sz w:val="18"/>
+        </w:rPr>
+        <w:t>assessment_scores</w:t>
+      </w:r>
+      <w:r>
+        <w:t>.</w:t>
+      </w:r>
+    </w:p>
+    <w:p>
+      <w:r>
+        <w:rPr>
+          <w:b/>
+        </w:rPr>
+        <w:t>Execution graph:</w:t>
+      </w:r>
+      <w:r>
+        <w:t xml:space="preserve"> </w:t>
+      </w:r>
+      <w:r>
+        <w:rPr>
+          <w:rFonts w:ascii="Consolas" w:hAnsi="Consolas"/>
+          <w:sz w:val="18"/>
+        </w:rPr>
+        <w:t>opportunities</w:t>
+      </w:r>
+      <w:r>
+        <w:t xml:space="preserve"> (probability + generated </w:t>
+      </w:r>
+      <w:r>
+        <w:rPr>
+          <w:rFonts w:ascii="Consolas" w:hAnsi="Consolas"/>
+          <w:sz w:val="18"/>
+        </w:rPr>
+        <w:t>forecast_value</w:t>
+      </w:r>
+      <w:r>
+        <w:t xml:space="preserve">), </w:t>
+      </w:r>
+      <w:r>
+        <w:rPr>
+          <w:rFonts w:ascii="Consolas" w:hAnsi="Consolas"/>
+          <w:sz w:val="18"/>
+        </w:rPr>
+        <w:t>issues</w:t>
+      </w:r>
+      <w:r>
+        <w:t xml:space="preserve">, </w:t>
+      </w:r>
+      <w:r>
+        <w:rPr>
+          <w:rFonts w:ascii="Consolas" w:hAnsi="Consolas"/>
+          <w:sz w:val="18"/>
+        </w:rPr>
+        <w:t>action_plans</w:t>
+      </w:r>
+      <w:r>
+        <w:t xml:space="preserve">, </w:t>
+      </w:r>
+      <w:r>
+        <w:rPr>
+          <w:rFonts w:ascii="Consolas" w:hAnsi="Consolas"/>
+          <w:sz w:val="18"/>
+        </w:rPr>
+        <w:t>follow_ups</w:t>
+      </w:r>
+      <w:r>
+        <w:t xml:space="preserve"> — each linked to the visit and cross-linked to each other.</w:t>
+      </w:r>
+    </w:p>
+    <w:p>
+      <w:r>
+        <w:rPr>
+          <w:b/>
+        </w:rPr>
+        <w:t>Intelligence history:</w:t>
+      </w:r>
+      <w:r>
+        <w:t xml:space="preserve"> </w:t>
+      </w:r>
+      <w:r>
+        <w:rPr>
+          <w:rFonts w:ascii="Consolas" w:hAnsi="Consolas"/>
+          <w:sz w:val="18"/>
+        </w:rPr>
+        <w:t>customer_health_snapshots</w:t>
+      </w:r>
+      <w:r>
+        <w:t xml:space="preserve">, </w:t>
+      </w:r>
+      <w:r>
+        <w:rPr>
+          <w:rFonts w:ascii="Consolas" w:hAnsi="Consolas"/>
+          <w:sz w:val="18"/>
+        </w:rPr>
+        <w:t>customer_dev_stage_history</w:t>
+      </w:r>
+      <w:r>
+        <w:t>.</w:t>
+      </w:r>
+    </w:p>
+    <w:p>
+      <w:r>
+        <w:rPr>
+          <w:b/>
+        </w:rPr>
+        <w:t>Audit:</w:t>
+      </w:r>
+      <w:r>
+        <w:t xml:space="preserve"> </w:t>
+      </w:r>
+      <w:r>
+        <w:rPr>
+          <w:rFonts w:ascii="Consolas" w:hAnsi="Consolas"/>
+          <w:sz w:val="18"/>
+        </w:rPr>
+        <w:t>audit_logs</w:t>
+      </w:r>
+      <w:r>
+        <w:t xml:space="preserve">, </w:t>
+      </w:r>
+      <w:r>
+        <w:rPr>
+          <w:rFonts w:ascii="Consolas" w:hAnsi="Consolas"/>
+          <w:sz w:val="18"/>
+        </w:rPr>
+        <w:t>framework_audit_log</w:t>
+      </w:r>
+      <w:r>
+        <w:t>.</w:t>
+      </w:r>
+    </w:p>
+    <w:p>
+      <w:pPr>
+        <w:pStyle w:val="Heading2"/>
+      </w:pPr>
+      <w:r/>
+      <w:r>
+        <w:t>2. Configurable framework metamodel (the intelligence engine)</w:t>
+      </w:r>
+    </w:p>
+    <w:p>
+      <w:r>
+        <w:t>Instead of hardcoded FMCG fields, all scoring/intelligence is data-driven:</w:t>
+      </w:r>
+    </w:p>
+    <w:tbl>
+      <w:tblPr>
+        <w:tblStyle w:val="LightGrid-Accent1"/>
+        <w:tblW w:type="auto" w:w="0"/>
+        <w:jc w:val="left"/>
+        <w:tblLook w:firstColumn="1" w:firstRow="1" w:lastColumn="0" w:lastRow="0" w:noHBand="0" w:noVBand="1" w:val="04A0"/>
+      </w:tblPr>
+      <w:tblGrid>
+        <w:gridCol w:w="4320"/>
+        <w:gridCol w:w="4320"/>
+      </w:tblGrid>
+      <w:tr>
+        <w:tc>
+          <w:tcPr>
+            <w:tcW w:type="dxa" w:w="4320"/>
+          </w:tcPr>
+          <w:p>
+            <w:r>
+              <w:rPr>
+                <w:b/>
+              </w:rPr>
+            </w:r>
+            <w:r>
+              <w:rPr>
+                <w:b/>
+              </w:rPr>
+              <w:t>Table</w:t>
+            </w:r>
+          </w:p>
+        </w:tc>
+        <w:tc>
+          <w:tcPr>
+            <w:tcW w:type="dxa" w:w="4320"/>
+          </w:tcPr>
+          <w:p>
+            <w:r>
+              <w:rPr>
+                <w:b/>
+              </w:rPr>
+            </w:r>
+            <w:r>
+              <w:rPr>
+                <w:b/>
+              </w:rPr>
+              <w:t>Purpose</w:t>
+            </w:r>
+          </w:p>
+        </w:tc>
+      </w:tr>
+      <w:tr>
+        <w:tc>
+          <w:tcPr>
+            <w:tcW w:type="dxa" w:w="4320"/>
+          </w:tcPr>
+          <w:p>
+            <w:r/>
+            <w:r>
+              <w:rPr>
+                <w:rFonts w:ascii="Consolas" w:hAnsi="Consolas"/>
+                <w:sz w:val="18"/>
+              </w:rPr>
+              <w:t>frameworks</w:t>
+            </w:r>
+          </w:p>
+        </w:tc>
+        <w:tc>
+          <w:tcPr>
+            <w:tcW w:type="dxa" w:w="4320"/>
+          </w:tcPr>
+          <w:p>
+            <w:r/>
+            <w:r>
+              <w:t xml:space="preserve">A versioned framework of a </w:t>
+            </w:r>
+            <w:r>
+              <w:rPr>
+                <w:rFonts w:ascii="Consolas" w:hAnsi="Consolas"/>
+                <w:sz w:val="18"/>
+              </w:rPr>
+              <w:t>kind</w:t>
+            </w:r>
+            <w:r>
+              <w:t xml:space="preserve"> (</w:t>
+            </w:r>
+            <w:r>
+              <w:rPr>
+                <w:rFonts w:ascii="Consolas" w:hAnsi="Consolas"/>
+                <w:sz w:val="18"/>
+              </w:rPr>
+              <w:t>assessment</w:t>
+            </w:r>
+            <w:r>
+              <w:t xml:space="preserve">, </w:t>
+            </w:r>
+            <w:r>
+              <w:rPr>
+                <w:rFonts w:ascii="Consolas" w:hAnsi="Consolas"/>
+                <w:sz w:val="18"/>
+              </w:rPr>
+              <w:t>health</w:t>
+            </w:r>
+            <w:r>
+              <w:t xml:space="preserve">, </w:t>
+            </w:r>
+            <w:r>
+              <w:rPr>
+                <w:rFonts w:ascii="Consolas" w:hAnsi="Consolas"/>
+                <w:sz w:val="18"/>
+              </w:rPr>
+              <w:t>visit_quality</w:t>
+            </w:r>
+            <w:r>
+              <w:t xml:space="preserve">, </w:t>
+            </w:r>
+            <w:r>
+              <w:rPr>
+                <w:rFonts w:ascii="Consolas" w:hAnsi="Consolas"/>
+                <w:sz w:val="18"/>
+              </w:rPr>
+              <w:t>opportunity_scoring</w:t>
+            </w:r>
+            <w:r>
+              <w:t xml:space="preserve">, </w:t>
+            </w:r>
+            <w:r>
+              <w:rPr>
+                <w:rFonts w:ascii="Consolas" w:hAnsi="Consolas"/>
+                <w:sz w:val="18"/>
+              </w:rPr>
+              <w:t>stage_model</w:t>
+            </w:r>
+            <w:r>
+              <w:t xml:space="preserve">) for an </w:t>
+            </w:r>
+            <w:r>
+              <w:rPr>
+                <w:rFonts w:ascii="Consolas" w:hAnsi="Consolas"/>
+                <w:sz w:val="18"/>
+              </w:rPr>
+              <w:t>industry</w:t>
+            </w:r>
+          </w:p>
+        </w:tc>
+      </w:tr>
+      <w:tr>
+        <w:tc>
+          <w:tcPr>
+            <w:tcW w:type="dxa" w:w="4320"/>
+          </w:tcPr>
+          <w:p>
+            <w:r/>
+            <w:r>
+              <w:rPr>
+                <w:rFonts w:ascii="Consolas" w:hAnsi="Consolas"/>
+                <w:sz w:val="18"/>
+              </w:rPr>
+              <w:t>framework_dimensions</w:t>
+            </w:r>
+          </w:p>
+        </w:tc>
+        <w:tc>
+          <w:tcPr>
+            <w:tcW w:type="dxa" w:w="4320"/>
+          </w:tcPr>
+          <w:p>
+            <w:r/>
+            <w:r>
+              <w:t>Weighted dimensions (DVAP dimensions, health signals, quality components, opportunity factors)</w:t>
+            </w:r>
+          </w:p>
+        </w:tc>
+      </w:tr>
+      <w:tr>
+        <w:tc>
+          <w:tcPr>
+            <w:tcW w:type="dxa" w:w="4320"/>
+          </w:tcPr>
+          <w:p>
+            <w:r/>
+            <w:r>
+              <w:rPr>
+                <w:rFonts w:ascii="Consolas" w:hAnsi="Consolas"/>
+                <w:sz w:val="18"/>
+              </w:rPr>
+              <w:t>framework_bands</w:t>
+            </w:r>
+          </w:p>
+        </w:tc>
+        <w:tc>
+          <w:tcPr>
+            <w:tcW w:type="dxa" w:w="4320"/>
+          </w:tcPr>
+          <w:p>
+            <w:r/>
+            <w:r>
+              <w:t>Score bands (RAG / health status / quality tiers) with colors</w:t>
+            </w:r>
+          </w:p>
+        </w:tc>
+      </w:tr>
+      <w:tr>
+        <w:tc>
+          <w:tcPr>
+            <w:tcW w:type="dxa" w:w="4320"/>
+          </w:tcPr>
+          <w:p>
+            <w:r/>
+            <w:r>
+              <w:rPr>
+                <w:rFonts w:ascii="Consolas" w:hAnsi="Consolas"/>
+                <w:sz w:val="18"/>
+              </w:rPr>
+              <w:t>framework_stages</w:t>
+            </w:r>
+          </w:p>
+        </w:tc>
+        <w:tc>
+          <w:tcPr>
+            <w:tcW w:type="dxa" w:w="4320"/>
+          </w:tcPr>
+          <w:p>
+            <w:r/>
+            <w:r>
+              <w:t xml:space="preserve">Lifecycle stages for </w:t>
+            </w:r>
+            <w:r>
+              <w:rPr>
+                <w:rFonts w:ascii="Consolas" w:hAnsi="Consolas"/>
+                <w:sz w:val="18"/>
+              </w:rPr>
+              <w:t>stage_model</w:t>
+            </w:r>
+            <w:r>
+              <w:t xml:space="preserve"> frameworks (Customer Development)</w:t>
+            </w:r>
+          </w:p>
+        </w:tc>
+      </w:tr>
+      <w:tr>
+        <w:tc>
+          <w:tcPr>
+            <w:tcW w:type="dxa" w:w="4320"/>
+          </w:tcPr>
+          <w:p>
+            <w:r/>
+            <w:r>
+              <w:rPr>
+                <w:rFonts w:ascii="Consolas" w:hAnsi="Consolas"/>
+                <w:sz w:val="18"/>
+              </w:rPr>
+              <w:t>framework_rules</w:t>
+            </w:r>
+          </w:p>
+        </w:tc>
+        <w:tc>
+          <w:tcPr>
+            <w:tcW w:type="dxa" w:w="4320"/>
+          </w:tcPr>
+          <w:p>
+            <w:r/>
+            <w:r>
+              <w:t>Threshold → action automation (e.g. Availability &lt; 60 → spawn Issue)</w:t>
+            </w:r>
+          </w:p>
+        </w:tc>
+      </w:tr>
+    </w:tbl>
+    <w:p/>
+    <w:p>
+      <w:r>
+        <w:rPr>
+          <w:b/>
+        </w:rPr>
+        <w:t>Governance (every framework):</w:t>
+      </w:r>
+    </w:p>
+    <w:p>
+      <w:pPr>
+        <w:pStyle w:val="ListBullet"/>
+      </w:pPr>
+      <w:r>
+        <w:rPr>
+          <w:b/>
+        </w:rPr>
+        <w:t>Versioning</w:t>
+      </w:r>
+      <w:r>
+        <w:t xml:space="preserve"> — </w:t>
+      </w:r>
+      <w:r>
+        <w:rPr>
+          <w:rFonts w:ascii="Consolas" w:hAnsi="Consolas"/>
+          <w:sz w:val="18"/>
+        </w:rPr>
+        <w:t>version</w:t>
+      </w:r>
+      <w:r>
+        <w:t xml:space="preserve"> unique per </w:t>
+      </w:r>
+      <w:r>
+        <w:rPr>
+          <w:rFonts w:ascii="Consolas" w:hAnsi="Consolas"/>
+          <w:sz w:val="18"/>
+        </w:rPr>
+        <w:t>(key, company)</w:t>
+      </w:r>
+      <w:r>
+        <w:t xml:space="preserve">; supersede with </w:t>
+      </w:r>
+      <w:r>
+        <w:rPr>
+          <w:rFonts w:ascii="Consolas" w:hAnsi="Consolas"/>
+          <w:sz w:val="18"/>
+        </w:rPr>
+        <w:t>supersedes_id</w:t>
+      </w:r>
+      <w:r>
+        <w:t>.</w:t>
+      </w:r>
+    </w:p>
+    <w:p>
+      <w:pPr>
+        <w:pStyle w:val="ListBullet"/>
+      </w:pPr>
+      <w:r>
+        <w:rPr>
+          <w:b/>
+        </w:rPr>
+        <w:t>Effective dating</w:t>
+      </w:r>
+      <w:r>
+        <w:t xml:space="preserve"> — </w:t>
+      </w:r>
+      <w:r>
+        <w:rPr>
+          <w:rFonts w:ascii="Consolas" w:hAnsi="Consolas"/>
+          <w:sz w:val="18"/>
+        </w:rPr>
+        <w:t>effective_from</w:t>
+      </w:r>
+      <w:r>
+        <w:t xml:space="preserve"> / </w:t>
+      </w:r>
+      <w:r>
+        <w:rPr>
+          <w:rFonts w:ascii="Consolas" w:hAnsi="Consolas"/>
+          <w:sz w:val="18"/>
+        </w:rPr>
+        <w:t>effective_to</w:t>
+      </w:r>
+      <w:r>
+        <w:t>.</w:t>
+      </w:r>
+    </w:p>
+    <w:p>
+      <w:pPr>
+        <w:pStyle w:val="ListBullet"/>
+      </w:pPr>
+      <w:r>
+        <w:rPr>
+          <w:b/>
+        </w:rPr>
+        <w:t>Company overrides</w:t>
+      </w:r>
+      <w:r>
+        <w:t xml:space="preserve"> — </w:t>
+      </w:r>
+      <w:r>
+        <w:rPr>
+          <w:rFonts w:ascii="Consolas" w:hAnsi="Consolas"/>
+          <w:sz w:val="18"/>
+        </w:rPr>
+        <w:t>company_id</w:t>
+      </w:r>
+      <w:r>
+        <w:t xml:space="preserve"> (null = global template); </w:t>
+      </w:r>
+      <w:r>
+        <w:rPr>
+          <w:rFonts w:ascii="Consolas" w:hAnsi="Consolas"/>
+          <w:sz w:val="18"/>
+        </w:rPr>
+        <w:t>fi_resolve_framework()</w:t>
+      </w:r>
+      <w:r>
+        <w:t xml:space="preserve"> prefers the company override, else global, newest effective version.</w:t>
+      </w:r>
+    </w:p>
+    <w:p>
+      <w:pPr>
+        <w:pStyle w:val="ListBullet"/>
+      </w:pPr>
+      <w:r>
+        <w:rPr>
+          <w:b/>
+        </w:rPr>
+        <w:t>Audit history</w:t>
+      </w:r>
+      <w:r>
+        <w:t xml:space="preserve"> — </w:t>
+      </w:r>
+      <w:r>
+        <w:rPr>
+          <w:rFonts w:ascii="Consolas" w:hAnsi="Consolas"/>
+          <w:sz w:val="18"/>
+        </w:rPr>
+        <w:t>framework_audit_log</w:t>
+      </w:r>
+      <w:r>
+        <w:t xml:space="preserve"> records every insert/update/delete on all framework config tables.</w:t>
+      </w:r>
+    </w:p>
+    <w:p>
+      <w:pPr>
+        <w:pStyle w:val="ListBullet"/>
+      </w:pPr>
+      <w:r>
+        <w:rPr>
+          <w:b/>
+        </w:rPr>
+        <w:t>Historical integrity</w:t>
+      </w:r>
+      <w:r>
+        <w:t xml:space="preserve"> — assessments/scores </w:t>
+      </w:r>
+      <w:r>
+        <w:rPr>
+          <w:b/>
+        </w:rPr>
+        <w:t>pin the framework version</w:t>
+      </w:r>
+      <w:r>
+        <w:t>, so evolving a framework never alters past results.</w:t>
+      </w:r>
+    </w:p>
+    <w:p>
+      <w:r>
+        <w:rPr>
+          <w:b/>
+        </w:rPr>
+        <w:t>Industry-agnostic:</w:t>
+      </w:r>
+      <w:r>
+        <w:t xml:space="preserve"> FMCG is seeded as default (</w:t>
+      </w:r>
+      <w:r>
+        <w:rPr>
+          <w:rFonts w:ascii="Consolas" w:hAnsi="Consolas"/>
+          <w:sz w:val="18"/>
+        </w:rPr>
+        <w:t>industry='fmcg'</w:t>
+      </w:r>
+      <w:r>
+        <w:t>); other industries add their own frameworks with no code change.</w:t>
+      </w:r>
+    </w:p>
+    <w:p>
+      <w:pPr>
+        <w:pStyle w:val="Heading2"/>
+      </w:pPr>
+      <w:r/>
+      <w:r>
+        <w:t>3. Scoring engine (config-aware functions)</w:t>
+      </w:r>
+    </w:p>
+    <w:p>
+      <w:pPr>
+        <w:pStyle w:val="ListBullet"/>
+      </w:pPr>
+      <w:r>
+        <w:rPr>
+          <w:rFonts w:ascii="Consolas" w:hAnsi="Consolas"/>
+          <w:sz w:val="18"/>
+        </w:rPr>
+        <w:t>fi_recompute_assessment(id)</w:t>
+      </w:r>
+      <w:r>
+        <w:t xml:space="preserve"> — weighted DVAP-style overall + band from the pinned framework.</w:t>
+      </w:r>
+    </w:p>
+    <w:p>
+      <w:pPr>
+        <w:pStyle w:val="ListBullet"/>
+      </w:pPr>
+      <w:r>
+        <w:rPr>
+          <w:rFonts w:ascii="Consolas" w:hAnsi="Consolas"/>
+          <w:sz w:val="18"/>
+        </w:rPr>
+        <w:t>fi_recompute_visit_quality(visit)</w:t>
+      </w:r>
+      <w:r>
+        <w:t xml:space="preserve"> — visit completeness/quality from the </w:t>
+      </w:r>
+      <w:r>
+        <w:rPr>
+          <w:rFonts w:ascii="Consolas" w:hAnsi="Consolas"/>
+          <w:sz w:val="18"/>
+        </w:rPr>
+        <w:t>visit_quality</w:t>
+      </w:r>
+      <w:r>
+        <w:t xml:space="preserve"> framework.</w:t>
+      </w:r>
+    </w:p>
+    <w:p>
+      <w:pPr>
+        <w:pStyle w:val="ListBullet"/>
+      </w:pPr>
+      <w:r>
+        <w:rPr>
+          <w:rFonts w:ascii="Consolas" w:hAnsi="Consolas"/>
+          <w:sz w:val="18"/>
+        </w:rPr>
+        <w:t>fi_recompute_customer_health(customer)</w:t>
+      </w:r>
+      <w:r>
+        <w:t xml:space="preserve"> — composite health + band + snapshot from the </w:t>
+      </w:r>
+      <w:r>
+        <w:rPr>
+          <w:rFonts w:ascii="Consolas" w:hAnsi="Consolas"/>
+          <w:sz w:val="18"/>
+        </w:rPr>
+        <w:t>health</w:t>
+      </w:r>
+      <w:r>
+        <w:t xml:space="preserve"> framework.</w:t>
+      </w:r>
+    </w:p>
+    <w:p>
+      <w:pPr>
+        <w:pStyle w:val="ListBullet"/>
+      </w:pPr>
+      <w:r>
+        <w:rPr>
+          <w:rFonts w:ascii="Consolas" w:hAnsi="Consolas"/>
+          <w:sz w:val="18"/>
+        </w:rPr>
+        <w:t>fi_on_visit_completed</w:t>
+      </w:r>
+      <w:r>
+        <w:t xml:space="preserve"> trigger recomputes quality + health when a visit is completed.</w:t>
+      </w:r>
+    </w:p>
+    <w:p>
+      <w:pPr>
+        <w:pStyle w:val="Heading2"/>
+      </w:pPr>
+      <w:r/>
+      <w:r>
+        <w:t>4. RBAC + security</w:t>
+      </w:r>
+    </w:p>
+    <w:p>
+      <w:pPr>
+        <w:pStyle w:val="ListBullet"/>
+      </w:pPr>
+      <w:r>
+        <w:t>7 roles (</w:t>
+      </w:r>
+      <w:r>
+        <w:rPr>
+          <w:rFonts w:ascii="Consolas" w:hAnsi="Consolas"/>
+          <w:sz w:val="18"/>
+        </w:rPr>
+        <w:t>platform_admin</w:t>
+      </w:r>
+      <w:r>
+        <w:t xml:space="preserve"> … </w:t>
+      </w:r>
+      <w:r>
+        <w:rPr>
+          <w:rFonts w:ascii="Consolas" w:hAnsi="Consolas"/>
+          <w:sz w:val="18"/>
+        </w:rPr>
+        <w:t>viewer</w:t>
+      </w:r>
+      <w:r>
+        <w:t xml:space="preserve">) with geographic scope (region/area) on </w:t>
+      </w:r>
+      <w:r>
+        <w:rPr>
+          <w:rFonts w:ascii="Consolas" w:hAnsi="Consolas"/>
+          <w:sz w:val="18"/>
+        </w:rPr>
+        <w:t>profiles</w:t>
+      </w:r>
+      <w:r>
+        <w:t>.</w:t>
+      </w:r>
+    </w:p>
+    <w:p>
+      <w:pPr>
+        <w:pStyle w:val="ListBullet"/>
+      </w:pPr>
+      <w:r>
+        <w:rPr>
+          <w:b/>
+        </w:rPr>
+        <w:t>RLS enabled on every table</w:t>
+      </w:r>
+      <w:r>
+        <w:t xml:space="preserve">; helper functions </w:t>
+      </w:r>
+      <w:r>
+        <w:rPr>
+          <w:rFonts w:ascii="Consolas" w:hAnsi="Consolas"/>
+          <w:sz w:val="18"/>
+        </w:rPr>
+        <w:t>fi_role</w:t>
+      </w:r>
+      <w:r>
+        <w:t xml:space="preserve">, </w:t>
+      </w:r>
+      <w:r>
+        <w:rPr>
+          <w:rFonts w:ascii="Consolas" w:hAnsi="Consolas"/>
+          <w:sz w:val="18"/>
+        </w:rPr>
+        <w:t>fi_is_admin</w:t>
+      </w:r>
+      <w:r>
+        <w:t xml:space="preserve">, </w:t>
+      </w:r>
+      <w:r>
+        <w:rPr>
+          <w:rFonts w:ascii="Consolas" w:hAnsi="Consolas"/>
+          <w:sz w:val="18"/>
+        </w:rPr>
+        <w:t>fi_can_access_area</w:t>
+      </w:r>
+      <w:r>
+        <w:t xml:space="preserve">, </w:t>
+      </w:r>
+      <w:r>
+        <w:rPr>
+          <w:rFonts w:ascii="Consolas" w:hAnsi="Consolas"/>
+          <w:sz w:val="18"/>
+        </w:rPr>
+        <w:t>fi_can_see_visit</w:t>
+      </w:r>
+      <w:r>
+        <w:t xml:space="preserve"> drive policies.</w:t>
+      </w:r>
+    </w:p>
+    <w:p>
+      <w:pPr>
+        <w:pStyle w:val="ListBullet"/>
+      </w:pPr>
+      <w:r>
+        <w:t>Reference/config tables: read-all (authenticated), admin-write. Audit logs: admin-read.</w:t>
+      </w:r>
+    </w:p>
+    <w:p>
+      <w:pPr>
+        <w:pStyle w:val="ListBullet"/>
+      </w:pPr>
+      <w:r>
+        <w:rPr>
+          <w:b/>
+        </w:rPr>
+        <w:t>Security hardening</w:t>
+      </w:r>
+      <w:r>
+        <w:t xml:space="preserve"> (</w:t>
+      </w:r>
+      <w:r>
+        <w:rPr>
+          <w:rFonts w:ascii="Consolas" w:hAnsi="Consolas"/>
+          <w:sz w:val="18"/>
+        </w:rPr>
+        <w:t>0011</w:t>
+      </w:r>
+      <w:r>
+        <w:t xml:space="preserve">): views run </w:t>
+      </w:r>
+      <w:r>
+        <w:rPr>
+          <w:rFonts w:ascii="Consolas" w:hAnsi="Consolas"/>
+          <w:sz w:val="18"/>
+        </w:rPr>
+        <w:t>security_invoker</w:t>
+      </w:r>
+      <w:r>
+        <w:t xml:space="preserve"> (respect RLS), functions have fixed </w:t>
+      </w:r>
+      <w:r>
+        <w:rPr>
+          <w:rFonts w:ascii="Consolas" w:hAnsi="Consolas"/>
+          <w:sz w:val="18"/>
+        </w:rPr>
+        <w:t>search_path</w:t>
+      </w:r>
+      <w:r>
+        <w:t xml:space="preserve">, trigger/recompute functions revoked from the API surface, UPDATE policies use scoped </w:t>
+      </w:r>
+      <w:r>
+        <w:rPr>
+          <w:rFonts w:ascii="Consolas" w:hAnsi="Consolas"/>
+          <w:sz w:val="18"/>
+        </w:rPr>
+        <w:t>WITH CHECK</w:t>
+      </w:r>
+      <w:r>
+        <w:t>.</w:t>
+      </w:r>
+    </w:p>
+    <w:p>
+      <w:pPr>
+        <w:pStyle w:val="Heading2"/>
+      </w:pPr>
+      <w:r/>
+      <w:r>
+        <w:t>5. Application (PWA)</w:t>
+      </w:r>
+    </w:p>
+    <w:p>
+      <w:pPr>
+        <w:pStyle w:val="ListBullet"/>
+      </w:pPr>
+      <w:r>
+        <w:t>Supabase Auth (email/password), session restore, auto profile load into the session store.</w:t>
+      </w:r>
+    </w:p>
+    <w:p>
+      <w:pPr>
+        <w:pStyle w:val="ListBullet"/>
+      </w:pPr>
+      <w:r>
+        <w:t>Auth-gated shell: unauthenticated → Login; authenticated → app with bottom nav.</w:t>
+      </w:r>
+    </w:p>
+    <w:p>
+      <w:pPr>
+        <w:pStyle w:val="ListBullet"/>
+      </w:pPr>
+      <w:r>
+        <w:t>Typed data layer (</w:t>
+      </w:r>
+      <w:r>
+        <w:rPr>
+          <w:rFonts w:ascii="Consolas" w:hAnsi="Consolas"/>
+          <w:sz w:val="18"/>
+        </w:rPr>
+        <w:t>database.types.ts</w:t>
+      </w:r>
+      <w:r>
+        <w:t xml:space="preserve"> generated from the live schema).</w:t>
+      </w:r>
+    </w:p>
+    <w:p>
+      <w:pPr>
+        <w:pStyle w:val="ListBullet"/>
+      </w:pPr>
+      <w:r>
+        <w:t>Role-aware RBAC helpers (</w:t>
+      </w:r>
+      <w:r>
+        <w:rPr>
+          <w:rFonts w:ascii="Consolas" w:hAnsi="Consolas"/>
+          <w:sz w:val="18"/>
+        </w:rPr>
+        <w:t>src/lib/rbac.ts</w:t>
+      </w:r>
+      <w:r>
+        <w:t>); Customers screen reads scoped data end-to-end.</w:t>
+      </w:r>
+    </w:p>
+    <w:p>
+      <w:pPr>
+        <w:pStyle w:val="Heading2"/>
+      </w:pPr>
+      <w:r/>
+      <w:r>
+        <w:t>6. First-admin bootstrap (one-time, manual)</w:t>
+      </w:r>
+    </w:p>
+    <w:p>
+      <w:r>
+        <w:t xml:space="preserve">RLS defaults every new user to </w:t>
+      </w:r>
+      <w:r>
+        <w:rPr>
+          <w:rFonts w:ascii="Consolas" w:hAnsi="Consolas"/>
+          <w:sz w:val="18"/>
+        </w:rPr>
+        <w:t>field_user</w:t>
+      </w:r>
+      <w:r>
+        <w:t>. To create the first platform admin:</w:t>
+      </w:r>
+    </w:p>
+    <w:p>
+      <w:pPr>
+        <w:pStyle w:val="ListNumber"/>
+      </w:pPr>
+      <w:r>
+        <w:t>Create a user in the field-insights Supabase dashboard (Auth → Users → Add user), or sign up via the app.</w:t>
+      </w:r>
+    </w:p>
+    <w:p>
+      <w:pPr>
+        <w:pStyle w:val="ListNumber"/>
+      </w:pPr>
+      <w:r>
+        <w:t>Run (SQL editor on the field-insights project):</w:t>
+      </w:r>
+    </w:p>
+    <w:p>
+      <w:pPr>
+        <w:spacing w:after="0" w:before="0" w:line="240" w:lineRule="auto"/>
+        <w:shd w:val="clear" w:fill="F2F4F7"/>
+      </w:pPr>
+      <w:r>
+        <w:rPr>
+          <w:rFonts w:ascii="Consolas" w:hAnsi="Consolas"/>
+          <w:sz w:val="16"/>
+        </w:rPr>
+        <w:t xml:space="preserve">   update profiles set role='platform_admin' where email='you@example.com';</w:t>
+      </w:r>
+    </w:p>
+    <w:p/>
+    <w:p>
+      <w:pPr>
+        <w:pStyle w:val="ListNumber"/>
+      </w:pPr>
+      <w:r>
+        <w:t xml:space="preserve">Optionally seed </w:t>
+      </w:r>
+      <w:r>
+        <w:rPr>
+          <w:rFonts w:ascii="Consolas" w:hAnsi="Consolas"/>
+          <w:sz w:val="18"/>
+        </w:rPr>
+        <w:t>regions</w:t>
+      </w:r>
+      <w:r>
+        <w:t>/</w:t>
+      </w:r>
+      <w:r>
+        <w:rPr>
+          <w:rFonts w:ascii="Consolas" w:hAnsi="Consolas"/>
+          <w:sz w:val="18"/>
+        </w:rPr>
+        <w:t>areas</w:t>
+      </w:r>
+      <w:r>
+        <w:t xml:space="preserve"> assignments for managers/field users.</w:t>
+      </w:r>
+    </w:p>
+    <w:p>
+      <w:pPr>
+        <w:pStyle w:val="Heading2"/>
+      </w:pPr>
+      <w:r/>
+      <w:r>
+        <w:t>7. Verification</w:t>
+      </w:r>
+    </w:p>
+    <w:p>
+      <w:pPr>
+        <w:pStyle w:val="ListBullet"/>
+      </w:pPr>
+      <w:r>
+        <w:t xml:space="preserve">11 migrations applied successfully to </w:t>
+      </w:r>
+      <w:r>
+        <w:rPr>
+          <w:rFonts w:ascii="Consolas" w:hAnsi="Consolas"/>
+          <w:sz w:val="18"/>
+        </w:rPr>
+        <w:t>qulukfxuaklhcztchrbv</w:t>
+      </w:r>
+      <w:r>
+        <w:t>.</w:t>
+      </w:r>
+    </w:p>
+    <w:p>
+      <w:pPr>
+        <w:pStyle w:val="ListBullet"/>
+      </w:pPr>
+      <w:r>
+        <w:rPr>
+          <w:rFonts w:ascii="Consolas" w:hAnsi="Consolas"/>
+          <w:sz w:val="18"/>
+        </w:rPr>
+        <w:t>fi_resolve_framework</w:t>
+      </w:r>
+      <w:r>
+        <w:t xml:space="preserve"> resolves DVAP / health / visit-quality / opportunity / stage-model defaults.</w:t>
+      </w:r>
+    </w:p>
+    <w:p>
+      <w:pPr>
+        <w:pStyle w:val="ListBullet"/>
+      </w:pPr>
+      <w:r>
+        <w:t xml:space="preserve">Security advisors: SECURITY DEFINER view errors resolved; </w:t>
+      </w:r>
+      <w:r>
+        <w:rPr>
+          <w:rFonts w:ascii="Consolas" w:hAnsi="Consolas"/>
+          <w:sz w:val="18"/>
+        </w:rPr>
+        <w:t>search_path</w:t>
+      </w:r>
+      <w:r>
+        <w:t xml:space="preserve"> set; RPC surface reduced.</w:t>
+      </w:r>
+    </w:p>
+    <w:p>
+      <w:pPr>
+        <w:pStyle w:val="ListBullet"/>
+      </w:pPr>
+      <w:r>
+        <w:rPr>
+          <w:rFonts w:ascii="Consolas" w:hAnsi="Consolas"/>
+          <w:sz w:val="18"/>
+        </w:rPr>
+        <w:t>npm run typecheck</w:t>
+      </w:r>
+      <w:r>
+        <w:t xml:space="preserve"> and </w:t>
+      </w:r>
+      <w:r>
+        <w:rPr>
+          <w:rFonts w:ascii="Consolas" w:hAnsi="Consolas"/>
+          <w:sz w:val="18"/>
+        </w:rPr>
+        <w:t>npm run build</w:t>
+      </w:r>
+      <w:r>
+        <w:t xml:space="preserve"> pass (PWA service worker + manifest emitted).</w:t>
+      </w:r>
+    </w:p>
+    <w:p>
+      <w:pPr>
+        <w:pStyle w:val="Heading2"/>
+      </w:pPr>
+      <w:r/>
+      <w:r>
+        <w:t>Next (Phase 2, awaiting approval)</w:t>
+      </w:r>
+    </w:p>
+    <w:p>
+      <w:r>
+        <w:t>Visit capture flow (60-second visit), offline sync engine (Dexie queue → Supabase), DVAP capture UI driven by the configured framework, and the execution-entity quick-capture (Opportunity/Issue/Action/Follow-up) from within a visit.</w:t>
       </w:r>
     </w:p>
     <w:p>
@@ -10653,6 +12047,2954 @@
       </w:r>
       <w:r>
         <w:t xml:space="preserve"> new modules ship as new tables + policies; no destructive changes to Phase-1 tables.</w:t>
+      </w:r>
+    </w:p>
+    <w:p>
+      <w:pPr>
+        <w:pStyle w:val="Heading2"/>
+      </w:pPr>
+      <w:r/>
+      <w:r>
+        <w:t>10. FMCG Intelligence Layer (core)</w:t>
+      </w:r>
+    </w:p>
+    <w:p>
+      <w:r>
+        <w:t xml:space="preserve">Six FMCG capabilities are part of the </w:t>
+      </w:r>
+      <w:r>
+        <w:rPr>
+          <w:b/>
+        </w:rPr>
+        <w:t>core</w:t>
+      </w:r>
+      <w:r>
+        <w:t xml:space="preserve"> schema (shipped in Phase 1, not future add-ons): Customer Health Model, Customer Development Stages, Competitor Price Tracking, Opportunity Probability &amp; Forecast Value, Visit Quality Score, and the DVAP Assessment Framework (Distribution · Visibility · Availability · Pricing · Promotion). Full DDL, scoring formulas, and reporting views are specified in [</w:t>
+      </w:r>
+      <w:r>
+        <w:rPr>
+          <w:rFonts w:ascii="Consolas" w:hAnsi="Consolas"/>
+          <w:sz w:val="18"/>
+        </w:rPr>
+        <w:t>08-fmcg-intelligence-layer.md</w:t>
+      </w:r>
+      <w:r>
+        <w:t xml:space="preserve">](08-fmcg-intelligence-layer.md). These add columns to </w:t>
+      </w:r>
+      <w:r>
+        <w:rPr>
+          <w:rFonts w:ascii="Consolas" w:hAnsi="Consolas"/>
+          <w:sz w:val="18"/>
+        </w:rPr>
+        <w:t>customers</w:t>
+      </w:r>
+      <w:r>
+        <w:t xml:space="preserve">, </w:t>
+      </w:r>
+      <w:r>
+        <w:rPr>
+          <w:rFonts w:ascii="Consolas" w:hAnsi="Consolas"/>
+          <w:sz w:val="18"/>
+        </w:rPr>
+        <w:t>visits</w:t>
+      </w:r>
+      <w:r>
+        <w:t xml:space="preserve">, and </w:t>
+      </w:r>
+      <w:r>
+        <w:rPr>
+          <w:rFonts w:ascii="Consolas" w:hAnsi="Consolas"/>
+          <w:sz w:val="18"/>
+        </w:rPr>
+        <w:t>opportunities</w:t>
+      </w:r>
+      <w:r>
+        <w:t xml:space="preserve">, and add the tables </w:t>
+      </w:r>
+      <w:r>
+        <w:rPr>
+          <w:rFonts w:ascii="Consolas" w:hAnsi="Consolas"/>
+          <w:sz w:val="18"/>
+        </w:rPr>
+        <w:t>dvap_assessments</w:t>
+      </w:r>
+      <w:r>
+        <w:t xml:space="preserve">, </w:t>
+      </w:r>
+      <w:r>
+        <w:rPr>
+          <w:rFonts w:ascii="Consolas" w:hAnsi="Consolas"/>
+          <w:sz w:val="18"/>
+        </w:rPr>
+        <w:t>customer_health_snapshots</w:t>
+      </w:r>
+      <w:r>
+        <w:t xml:space="preserve">, </w:t>
+      </w:r>
+      <w:r>
+        <w:rPr>
+          <w:rFonts w:ascii="Consolas" w:hAnsi="Consolas"/>
+          <w:sz w:val="18"/>
+        </w:rPr>
+        <w:t>customer_dev_stage_history</w:t>
+      </w:r>
+      <w:r>
+        <w:t xml:space="preserve">, and </w:t>
+      </w:r>
+      <w:r>
+        <w:rPr>
+          <w:rFonts w:ascii="Consolas" w:hAnsi="Consolas"/>
+          <w:sz w:val="18"/>
+        </w:rPr>
+        <w:t>competitor_price_points</w:t>
+      </w:r>
+      <w:r>
+        <w:t>.</w:t>
+      </w:r>
+    </w:p>
+    <w:p>
+      <w:r>
+        <w:br w:type="page"/>
+      </w:r>
+    </w:p>
+    <w:p>
+      <w:pPr>
+        <w:pStyle w:val="Heading1"/>
+      </w:pPr>
+      <w:r/>
+      <w:r>
+        <w:t>08 — FMCG Intelligence Layer (CORE)</w:t>
+      </w:r>
+    </w:p>
+    <w:p>
+      <w:pPr>
+        <w:pStyle w:val="IntenseQuote"/>
+      </w:pPr>
+      <w:r>
+        <w:rPr>
+          <w:b/>
+        </w:rPr>
+        <w:t>Implementation note (Phase 1):</w:t>
+      </w:r>
+      <w:r>
+        <w:t xml:space="preserve"> these capabilities are implemented as a </w:t>
+      </w:r>
+      <w:r>
+        <w:rPr>
+          <w:b/>
+        </w:rPr>
+        <w:t>configurable framework metamodel</w:t>
+      </w:r>
+      <w:r>
+        <w:t xml:space="preserve">, not hardcoded columns. DVAP, Customer Health, Visit Quality, Opportunity Scoring, and Customer Development Stages are all rows in </w:t>
+      </w:r>
+      <w:r>
+        <w:rPr>
+          <w:rFonts w:ascii="Consolas" w:hAnsi="Consolas"/>
+          <w:sz w:val="18"/>
+        </w:rPr>
+        <w:t>frameworks</w:t>
+      </w:r>
+      <w:r>
+        <w:t xml:space="preserve"> (+ </w:t>
+      </w:r>
+      <w:r>
+        <w:rPr>
+          <w:rFonts w:ascii="Consolas" w:hAnsi="Consolas"/>
+          <w:sz w:val="18"/>
+        </w:rPr>
+        <w:t>framework_dimensions</w:t>
+      </w:r>
+      <w:r>
+        <w:t xml:space="preserve">, </w:t>
+      </w:r>
+      <w:r>
+        <w:rPr>
+          <w:rFonts w:ascii="Consolas" w:hAnsi="Consolas"/>
+          <w:sz w:val="18"/>
+        </w:rPr>
+        <w:t>framework_bands</w:t>
+      </w:r>
+      <w:r>
+        <w:t xml:space="preserve">, </w:t>
+      </w:r>
+      <w:r>
+        <w:rPr>
+          <w:rFonts w:ascii="Consolas" w:hAnsi="Consolas"/>
+          <w:sz w:val="18"/>
+        </w:rPr>
+        <w:t>framework_stages</w:t>
+      </w:r>
+      <w:r>
+        <w:t xml:space="preserve">, </w:t>
+      </w:r>
+      <w:r>
+        <w:rPr>
+          <w:rFonts w:ascii="Consolas" w:hAnsi="Consolas"/>
+          <w:sz w:val="18"/>
+        </w:rPr>
+        <w:t>framework_rules</w:t>
+      </w:r>
+      <w:r>
+        <w:t xml:space="preserve">) with </w:t>
+      </w:r>
+      <w:r>
+        <w:rPr>
+          <w:b/>
+        </w:rPr>
+        <w:t>versioning, effective dates, company-specific overrides, and audit history</w:t>
+      </w:r>
+      <w:r>
+        <w:t xml:space="preserve"> (migrations </w:t>
+      </w:r>
+      <w:r>
+        <w:rPr>
+          <w:rFonts w:ascii="Consolas" w:hAnsi="Consolas"/>
+          <w:sz w:val="18"/>
+        </w:rPr>
+        <w:t>0003</w:t>
+      </w:r>
+      <w:r>
+        <w:t>–</w:t>
+      </w:r>
+      <w:r>
+        <w:rPr>
+          <w:rFonts w:ascii="Consolas" w:hAnsi="Consolas"/>
+          <w:sz w:val="18"/>
+        </w:rPr>
+        <w:t>0004</w:t>
+      </w:r>
+      <w:r>
+        <w:t xml:space="preserve">). FMCG ships as the </w:t>
+      </w:r>
+      <w:r>
+        <w:rPr>
+          <w:b/>
+        </w:rPr>
+        <w:t>default seeded configuration</w:t>
+      </w:r>
+      <w:r>
+        <w:t xml:space="preserve"> (migration </w:t>
+      </w:r>
+      <w:r>
+        <w:rPr>
+          <w:rFonts w:ascii="Consolas" w:hAnsi="Consolas"/>
+          <w:sz w:val="18"/>
+        </w:rPr>
+        <w:t>0010</w:t>
+      </w:r>
+      <w:r>
+        <w:t xml:space="preserve">); other industries can add their own frameworks without code changes. The sections below describe that </w:t>
+      </w:r>
+      <w:r>
+        <w:rPr>
+          <w:b/>
+        </w:rPr>
+        <w:t>FMCG default configuration</w:t>
+      </w:r>
+      <w:r>
+        <w:t xml:space="preserve"> — the weights/bands/stages are seed data, and each assessment/score pins the exact framework version used so historical records never change. See </w:t>
+      </w:r>
+      <w:r>
+        <w:rPr>
+          <w:rFonts w:ascii="Consolas" w:hAnsi="Consolas"/>
+          <w:sz w:val="18"/>
+        </w:rPr>
+        <w:t>09-phase-1-deliverables.md</w:t>
+      </w:r>
+      <w:r>
+        <w:t xml:space="preserve"> for the metamodel tables.</w:t>
+      </w:r>
+    </w:p>
+    <w:p>
+      <w:r>
+        <w:t xml:space="preserve">These six capabilities are </w:t>
+      </w:r>
+      <w:r>
+        <w:rPr>
+          <w:b/>
+        </w:rPr>
+        <w:t>core architecture</w:t>
+      </w:r>
+      <w:r>
+        <w:t>, implemented in Phase 1 alongside the base schema — not future add-ons. They turn raw visit capture into FMCG-grade market intelligence. All are visit/customer-anchored and feed dashboards, health, and forecasting.</w:t>
+      </w:r>
+    </w:p>
+    <w:p>
+      <w:pPr>
+        <w:pStyle w:val="ListNumber"/>
+      </w:pPr>
+      <w:r>
+        <w:t>Customer Health Model</w:t>
+      </w:r>
+    </w:p>
+    <w:p>
+      <w:pPr>
+        <w:pStyle w:val="ListNumber"/>
+      </w:pPr>
+      <w:r>
+        <w:t>Customer Development Stages</w:t>
+      </w:r>
+    </w:p>
+    <w:p>
+      <w:pPr>
+        <w:pStyle w:val="ListNumber"/>
+      </w:pPr>
+      <w:r>
+        <w:t>Competitor Price Tracking</w:t>
+      </w:r>
+    </w:p>
+    <w:p>
+      <w:pPr>
+        <w:pStyle w:val="ListNumber"/>
+      </w:pPr>
+      <w:r>
+        <w:t>Opportunity Probability &amp; Forecast Value</w:t>
+      </w:r>
+    </w:p>
+    <w:p>
+      <w:pPr>
+        <w:pStyle w:val="ListNumber"/>
+      </w:pPr>
+      <w:r>
+        <w:t>Visit Quality Score</w:t>
+      </w:r>
+    </w:p>
+    <w:p>
+      <w:pPr>
+        <w:pStyle w:val="ListNumber"/>
+      </w:pPr>
+      <w:r>
+        <w:t>DVAP Assessment Framework (Distribution · Visibility · Availability · Pricing · Promotion)</w:t>
+      </w:r>
+    </w:p>
+    <w:p>
+      <w:pPr>
+        <w:pStyle w:val="Heading2"/>
+      </w:pPr>
+      <w:r/>
+      <w:r>
+        <w:t>1. DVAP Assessment Framework (the backbone)</w:t>
+      </w:r>
+    </w:p>
+    <w:p>
+      <w:r>
+        <w:t xml:space="preserve">Every visit can carry a </w:t>
+      </w:r>
+      <w:r>
+        <w:rPr>
+          <w:b/>
+        </w:rPr>
+        <w:t>DVAP assessment</w:t>
+      </w:r>
+      <w:r>
+        <w:t xml:space="preserve"> — the FMCG execution scorecard. Five dimensions, each scored </w:t>
+      </w:r>
+      <w:r>
+        <w:rPr>
+          <w:b/>
+        </w:rPr>
+        <w:t>0–100</w:t>
+      </w:r>
+      <w:r>
+        <w:t xml:space="preserve"> (UI captures as 1–5 stars × 20, or %), with per-dimension notes and an auto-computed overall.</w:t>
+      </w:r>
+    </w:p>
+    <w:p>
+      <w:pPr>
+        <w:spacing w:after="0" w:before="0" w:line="240" w:lineRule="auto"/>
+        <w:shd w:val="clear" w:fill="F2F4F7"/>
+      </w:pPr>
+      <w:r>
+        <w:rPr>
+          <w:rFonts w:ascii="Consolas" w:hAnsi="Consolas"/>
+          <w:sz w:val="16"/>
+        </w:rPr>
+        <w:t>create table dvap_assessments (</w:t>
+      </w:r>
+    </w:p>
+    <w:p>
+      <w:pPr>
+        <w:spacing w:after="0" w:before="0" w:line="240" w:lineRule="auto"/>
+        <w:shd w:val="clear" w:fill="F2F4F7"/>
+      </w:pPr>
+      <w:r>
+        <w:rPr>
+          <w:rFonts w:ascii="Consolas" w:hAnsi="Consolas"/>
+          <w:sz w:val="16"/>
+        </w:rPr>
+        <w:t xml:space="preserve">  id uuid primary key default gen_random_uuid(),</w:t>
+      </w:r>
+    </w:p>
+    <w:p>
+      <w:pPr>
+        <w:spacing w:after="0" w:before="0" w:line="240" w:lineRule="auto"/>
+        <w:shd w:val="clear" w:fill="F2F4F7"/>
+      </w:pPr>
+      <w:r>
+        <w:rPr>
+          <w:rFonts w:ascii="Consolas" w:hAnsi="Consolas"/>
+          <w:sz w:val="16"/>
+        </w:rPr>
+        <w:t xml:space="preserve">  visit_id uuid not null references visits(id) on delete cascade,</w:t>
+      </w:r>
+    </w:p>
+    <w:p>
+      <w:pPr>
+        <w:spacing w:after="0" w:before="0" w:line="240" w:lineRule="auto"/>
+        <w:shd w:val="clear" w:fill="F2F4F7"/>
+      </w:pPr>
+      <w:r>
+        <w:rPr>
+          <w:rFonts w:ascii="Consolas" w:hAnsi="Consolas"/>
+          <w:sz w:val="16"/>
+        </w:rPr>
+        <w:t xml:space="preserve">  customer_id uuid references customers(id),</w:t>
+      </w:r>
+    </w:p>
+    <w:p>
+      <w:pPr>
+        <w:spacing w:after="0" w:before="0" w:line="240" w:lineRule="auto"/>
+        <w:shd w:val="clear" w:fill="F2F4F7"/>
+      </w:pPr>
+      <w:r>
+        <w:rPr>
+          <w:rFonts w:ascii="Consolas" w:hAnsi="Consolas"/>
+          <w:sz w:val="16"/>
+        </w:rPr>
+        <w:t xml:space="preserve">  distribution_score numeric(5,2) check (distribution_score between 0 and 100),</w:t>
+      </w:r>
+    </w:p>
+    <w:p>
+      <w:pPr>
+        <w:spacing w:after="0" w:before="0" w:line="240" w:lineRule="auto"/>
+        <w:shd w:val="clear" w:fill="F2F4F7"/>
+      </w:pPr>
+      <w:r>
+        <w:rPr>
+          <w:rFonts w:ascii="Consolas" w:hAnsi="Consolas"/>
+          <w:sz w:val="16"/>
+        </w:rPr>
+        <w:t xml:space="preserve">  visibility_score   numeric(5,2) check (visibility_score   between 0 and 100),</w:t>
+      </w:r>
+    </w:p>
+    <w:p>
+      <w:pPr>
+        <w:spacing w:after="0" w:before="0" w:line="240" w:lineRule="auto"/>
+        <w:shd w:val="clear" w:fill="F2F4F7"/>
+      </w:pPr>
+      <w:r>
+        <w:rPr>
+          <w:rFonts w:ascii="Consolas" w:hAnsi="Consolas"/>
+          <w:sz w:val="16"/>
+        </w:rPr>
+        <w:t xml:space="preserve">  availability_score numeric(5,2) check (availability_score between 0 and 100),</w:t>
+      </w:r>
+    </w:p>
+    <w:p>
+      <w:pPr>
+        <w:spacing w:after="0" w:before="0" w:line="240" w:lineRule="auto"/>
+        <w:shd w:val="clear" w:fill="F2F4F7"/>
+      </w:pPr>
+      <w:r>
+        <w:rPr>
+          <w:rFonts w:ascii="Consolas" w:hAnsi="Consolas"/>
+          <w:sz w:val="16"/>
+        </w:rPr>
+        <w:t xml:space="preserve">  pricing_score      numeric(5,2) check (pricing_score      between 0 and 100),</w:t>
+      </w:r>
+    </w:p>
+    <w:p>
+      <w:pPr>
+        <w:spacing w:after="0" w:before="0" w:line="240" w:lineRule="auto"/>
+        <w:shd w:val="clear" w:fill="F2F4F7"/>
+      </w:pPr>
+      <w:r>
+        <w:rPr>
+          <w:rFonts w:ascii="Consolas" w:hAnsi="Consolas"/>
+          <w:sz w:val="16"/>
+        </w:rPr>
+        <w:t xml:space="preserve">  promotion_score    numeric(5,2) check (promotion_score    between 0 and 100),</w:t>
+      </w:r>
+    </w:p>
+    <w:p>
+      <w:pPr>
+        <w:spacing w:after="0" w:before="0" w:line="240" w:lineRule="auto"/>
+        <w:shd w:val="clear" w:fill="F2F4F7"/>
+      </w:pPr>
+      <w:r>
+        <w:rPr>
+          <w:rFonts w:ascii="Consolas" w:hAnsi="Consolas"/>
+          <w:sz w:val="16"/>
+        </w:rPr>
+        <w:t xml:space="preserve">  -- weighted overall (weights configurable; defaults below)</w:t>
+      </w:r>
+    </w:p>
+    <w:p>
+      <w:pPr>
+        <w:spacing w:after="0" w:before="0" w:line="240" w:lineRule="auto"/>
+        <w:shd w:val="clear" w:fill="F2F4F7"/>
+      </w:pPr>
+      <w:r>
+        <w:rPr>
+          <w:rFonts w:ascii="Consolas" w:hAnsi="Consolas"/>
+          <w:sz w:val="16"/>
+        </w:rPr>
+        <w:t xml:space="preserve">  overall_score numeric(5,2) generated always as (</w:t>
+      </w:r>
+    </w:p>
+    <w:p>
+      <w:pPr>
+        <w:spacing w:after="0" w:before="0" w:line="240" w:lineRule="auto"/>
+        <w:shd w:val="clear" w:fill="F2F4F7"/>
+      </w:pPr>
+      <w:r>
+        <w:rPr>
+          <w:rFonts w:ascii="Consolas" w:hAnsi="Consolas"/>
+          <w:sz w:val="16"/>
+        </w:rPr>
+        <w:t xml:space="preserve">    round(</w:t>
+      </w:r>
+    </w:p>
+    <w:p>
+      <w:pPr>
+        <w:spacing w:after="0" w:before="0" w:line="240" w:lineRule="auto"/>
+        <w:shd w:val="clear" w:fill="F2F4F7"/>
+      </w:pPr>
+      <w:r>
+        <w:rPr>
+          <w:rFonts w:ascii="Consolas" w:hAnsi="Consolas"/>
+          <w:sz w:val="16"/>
+        </w:rPr>
+        <w:t xml:space="preserve">      coalesce(distribution_score,0) * 0.25 +</w:t>
+      </w:r>
+    </w:p>
+    <w:p>
+      <w:pPr>
+        <w:spacing w:after="0" w:before="0" w:line="240" w:lineRule="auto"/>
+        <w:shd w:val="clear" w:fill="F2F4F7"/>
+      </w:pPr>
+      <w:r>
+        <w:rPr>
+          <w:rFonts w:ascii="Consolas" w:hAnsi="Consolas"/>
+          <w:sz w:val="16"/>
+        </w:rPr>
+        <w:t xml:space="preserve">      coalesce(visibility_score,0)   * 0.20 +</w:t>
+      </w:r>
+    </w:p>
+    <w:p>
+      <w:pPr>
+        <w:spacing w:after="0" w:before="0" w:line="240" w:lineRule="auto"/>
+        <w:shd w:val="clear" w:fill="F2F4F7"/>
+      </w:pPr>
+      <w:r>
+        <w:rPr>
+          <w:rFonts w:ascii="Consolas" w:hAnsi="Consolas"/>
+          <w:sz w:val="16"/>
+        </w:rPr>
+        <w:t xml:space="preserve">      coalesce(availability_score,0) * 0.25 +</w:t>
+      </w:r>
+    </w:p>
+    <w:p>
+      <w:pPr>
+        <w:spacing w:after="0" w:before="0" w:line="240" w:lineRule="auto"/>
+        <w:shd w:val="clear" w:fill="F2F4F7"/>
+      </w:pPr>
+      <w:r>
+        <w:rPr>
+          <w:rFonts w:ascii="Consolas" w:hAnsi="Consolas"/>
+          <w:sz w:val="16"/>
+        </w:rPr>
+        <w:t xml:space="preserve">      coalesce(pricing_score,0)      * 0.15 +</w:t>
+      </w:r>
+    </w:p>
+    <w:p>
+      <w:pPr>
+        <w:spacing w:after="0" w:before="0" w:line="240" w:lineRule="auto"/>
+        <w:shd w:val="clear" w:fill="F2F4F7"/>
+      </w:pPr>
+      <w:r>
+        <w:rPr>
+          <w:rFonts w:ascii="Consolas" w:hAnsi="Consolas"/>
+          <w:sz w:val="16"/>
+        </w:rPr>
+        <w:t xml:space="preserve">      coalesce(promotion_score,0)    * 0.15</w:t>
+      </w:r>
+    </w:p>
+    <w:p>
+      <w:pPr>
+        <w:spacing w:after="0" w:before="0" w:line="240" w:lineRule="auto"/>
+        <w:shd w:val="clear" w:fill="F2F4F7"/>
+      </w:pPr>
+      <w:r>
+        <w:rPr>
+          <w:rFonts w:ascii="Consolas" w:hAnsi="Consolas"/>
+          <w:sz w:val="16"/>
+        </w:rPr>
+        <w:t xml:space="preserve">    , 2)</w:t>
+      </w:r>
+    </w:p>
+    <w:p>
+      <w:pPr>
+        <w:spacing w:after="0" w:before="0" w:line="240" w:lineRule="auto"/>
+        <w:shd w:val="clear" w:fill="F2F4F7"/>
+      </w:pPr>
+      <w:r>
+        <w:rPr>
+          <w:rFonts w:ascii="Consolas" w:hAnsi="Consolas"/>
+          <w:sz w:val="16"/>
+        </w:rPr>
+        <w:t xml:space="preserve">  ) stored,</w:t>
+      </w:r>
+    </w:p>
+    <w:p>
+      <w:pPr>
+        <w:spacing w:after="0" w:before="0" w:line="240" w:lineRule="auto"/>
+        <w:shd w:val="clear" w:fill="F2F4F7"/>
+      </w:pPr>
+      <w:r>
+        <w:rPr>
+          <w:rFonts w:ascii="Consolas" w:hAnsi="Consolas"/>
+          <w:sz w:val="16"/>
+        </w:rPr>
+        <w:t xml:space="preserve">  distribution_notes text,</w:t>
+      </w:r>
+    </w:p>
+    <w:p>
+      <w:pPr>
+        <w:spacing w:after="0" w:before="0" w:line="240" w:lineRule="auto"/>
+        <w:shd w:val="clear" w:fill="F2F4F7"/>
+      </w:pPr>
+      <w:r>
+        <w:rPr>
+          <w:rFonts w:ascii="Consolas" w:hAnsi="Consolas"/>
+          <w:sz w:val="16"/>
+        </w:rPr>
+        <w:t xml:space="preserve">  visibility_notes text,</w:t>
+      </w:r>
+    </w:p>
+    <w:p>
+      <w:pPr>
+        <w:spacing w:after="0" w:before="0" w:line="240" w:lineRule="auto"/>
+        <w:shd w:val="clear" w:fill="F2F4F7"/>
+      </w:pPr>
+      <w:r>
+        <w:rPr>
+          <w:rFonts w:ascii="Consolas" w:hAnsi="Consolas"/>
+          <w:sz w:val="16"/>
+        </w:rPr>
+        <w:t xml:space="preserve">  availability_notes text,</w:t>
+      </w:r>
+    </w:p>
+    <w:p>
+      <w:pPr>
+        <w:spacing w:after="0" w:before="0" w:line="240" w:lineRule="auto"/>
+        <w:shd w:val="clear" w:fill="F2F4F7"/>
+      </w:pPr>
+      <w:r>
+        <w:rPr>
+          <w:rFonts w:ascii="Consolas" w:hAnsi="Consolas"/>
+          <w:sz w:val="16"/>
+        </w:rPr>
+        <w:t xml:space="preserve">  pricing_notes text,</w:t>
+      </w:r>
+    </w:p>
+    <w:p>
+      <w:pPr>
+        <w:spacing w:after="0" w:before="0" w:line="240" w:lineRule="auto"/>
+        <w:shd w:val="clear" w:fill="F2F4F7"/>
+      </w:pPr>
+      <w:r>
+        <w:rPr>
+          <w:rFonts w:ascii="Consolas" w:hAnsi="Consolas"/>
+          <w:sz w:val="16"/>
+        </w:rPr>
+        <w:t xml:space="preserve">  promotion_notes text,</w:t>
+      </w:r>
+    </w:p>
+    <w:p>
+      <w:pPr>
+        <w:spacing w:after="0" w:before="0" w:line="240" w:lineRule="auto"/>
+        <w:shd w:val="clear" w:fill="F2F4F7"/>
+      </w:pPr>
+      <w:r>
+        <w:rPr>
+          <w:rFonts w:ascii="Consolas" w:hAnsi="Consolas"/>
+          <w:sz w:val="16"/>
+        </w:rPr>
+        <w:t xml:space="preserve">  region_id uuid references regions(id),</w:t>
+      </w:r>
+    </w:p>
+    <w:p>
+      <w:pPr>
+        <w:spacing w:after="0" w:before="0" w:line="240" w:lineRule="auto"/>
+        <w:shd w:val="clear" w:fill="F2F4F7"/>
+      </w:pPr>
+      <w:r>
+        <w:rPr>
+          <w:rFonts w:ascii="Consolas" w:hAnsi="Consolas"/>
+          <w:sz w:val="16"/>
+        </w:rPr>
+        <w:t xml:space="preserve">  area_id   uuid references areas(id),</w:t>
+      </w:r>
+    </w:p>
+    <w:p>
+      <w:pPr>
+        <w:spacing w:after="0" w:before="0" w:line="240" w:lineRule="auto"/>
+        <w:shd w:val="clear" w:fill="F2F4F7"/>
+      </w:pPr>
+      <w:r>
+        <w:rPr>
+          <w:rFonts w:ascii="Consolas" w:hAnsi="Consolas"/>
+          <w:sz w:val="16"/>
+        </w:rPr>
+        <w:t xml:space="preserve">  sync_status sync_status not null default 'synced',</w:t>
+      </w:r>
+    </w:p>
+    <w:p>
+      <w:pPr>
+        <w:spacing w:after="0" w:before="0" w:line="240" w:lineRule="auto"/>
+        <w:shd w:val="clear" w:fill="F2F4F7"/>
+      </w:pPr>
+      <w:r>
+        <w:rPr>
+          <w:rFonts w:ascii="Consolas" w:hAnsi="Consolas"/>
+          <w:sz w:val="16"/>
+        </w:rPr>
+        <w:t xml:space="preserve">  created_at timestamptz not null default now(),</w:t>
+      </w:r>
+    </w:p>
+    <w:p>
+      <w:pPr>
+        <w:spacing w:after="0" w:before="0" w:line="240" w:lineRule="auto"/>
+        <w:shd w:val="clear" w:fill="F2F4F7"/>
+      </w:pPr>
+      <w:r>
+        <w:rPr>
+          <w:rFonts w:ascii="Consolas" w:hAnsi="Consolas"/>
+          <w:sz w:val="16"/>
+        </w:rPr>
+        <w:t xml:space="preserve">  updated_at timestamptz not null default now()</w:t>
+      </w:r>
+    </w:p>
+    <w:p>
+      <w:pPr>
+        <w:spacing w:after="0" w:before="0" w:line="240" w:lineRule="auto"/>
+        <w:shd w:val="clear" w:fill="F2F4F7"/>
+      </w:pPr>
+      <w:r>
+        <w:rPr>
+          <w:rFonts w:ascii="Consolas" w:hAnsi="Consolas"/>
+          <w:sz w:val="16"/>
+        </w:rPr>
+        <w:t>);</w:t>
+      </w:r>
+    </w:p>
+    <w:p>
+      <w:pPr>
+        <w:spacing w:after="0" w:before="0" w:line="240" w:lineRule="auto"/>
+        <w:shd w:val="clear" w:fill="F2F4F7"/>
+      </w:pPr>
+      <w:r>
+        <w:rPr>
+          <w:rFonts w:ascii="Consolas" w:hAnsi="Consolas"/>
+          <w:sz w:val="16"/>
+        </w:rPr>
+        <w:t>create index on dvap_assessments (customer_id, created_at);</w:t>
+      </w:r>
+    </w:p>
+    <w:p/>
+    <w:p>
+      <w:r>
+        <w:rPr>
+          <w:b/>
+        </w:rPr>
+        <w:t>Spawn pattern:</w:t>
+      </w:r>
+      <w:r>
+        <w:t xml:space="preserve"> a low dimension auto-suggests an execution entity — e.g. Availability &lt; 60 → Issue (</w:t>
+      </w:r>
+      <w:r>
+        <w:rPr>
+          <w:rFonts w:ascii="Consolas" w:hAnsi="Consolas"/>
+          <w:sz w:val="18"/>
+        </w:rPr>
+        <w:t>out_of_stock</w:t>
+      </w:r>
+      <w:r>
+        <w:t>); Pricing gap → Issue (</w:t>
+      </w:r>
+      <w:r>
+        <w:rPr>
+          <w:rFonts w:ascii="Consolas" w:hAnsi="Consolas"/>
+          <w:sz w:val="18"/>
+        </w:rPr>
+        <w:t>pricing_issue</w:t>
+      </w:r>
+      <w:r>
+        <w:t>); Visibility low → Action; Distribution gap → Opportunity. This is how DVAP drives the Visit → Opportunity/Issue/Action/Follow-up graph.</w:t>
+      </w:r>
+    </w:p>
+    <w:p>
+      <w:pPr>
+        <w:pStyle w:val="Heading2"/>
+      </w:pPr>
+      <w:r/>
+      <w:r>
+        <w:t>2. Visit Quality Score</w:t>
+      </w:r>
+    </w:p>
+    <w:p>
+      <w:r>
+        <w:t>A 0–100 score measuring how complete/valuable a visit was — coaching tool for supervisors and a quality gate for data.</w:t>
+      </w:r>
+    </w:p>
+    <w:p>
+      <w:pPr>
+        <w:spacing w:after="0" w:before="0" w:line="240" w:lineRule="auto"/>
+        <w:shd w:val="clear" w:fill="F2F4F7"/>
+      </w:pPr>
+      <w:r>
+        <w:rPr>
+          <w:rFonts w:ascii="Consolas" w:hAnsi="Consolas"/>
+          <w:sz w:val="16"/>
+        </w:rPr>
+        <w:t>alter table visits</w:t>
+      </w:r>
+    </w:p>
+    <w:p>
+      <w:pPr>
+        <w:spacing w:after="0" w:before="0" w:line="240" w:lineRule="auto"/>
+        <w:shd w:val="clear" w:fill="F2F4F7"/>
+      </w:pPr>
+      <w:r>
+        <w:rPr>
+          <w:rFonts w:ascii="Consolas" w:hAnsi="Consolas"/>
+          <w:sz w:val="16"/>
+        </w:rPr>
+        <w:t xml:space="preserve">  add column quality_score numeric(5,2),</w:t>
+      </w:r>
+    </w:p>
+    <w:p>
+      <w:pPr>
+        <w:spacing w:after="0" w:before="0" w:line="240" w:lineRule="auto"/>
+        <w:shd w:val="clear" w:fill="F2F4F7"/>
+      </w:pPr>
+      <w:r>
+        <w:rPr>
+          <w:rFonts w:ascii="Consolas" w:hAnsi="Consolas"/>
+          <w:sz w:val="16"/>
+        </w:rPr>
+        <w:t xml:space="preserve">  add column quality_breakdown jsonb;</w:t>
+      </w:r>
+    </w:p>
+    <w:p/>
+    <w:p>
+      <w:r>
+        <w:rPr>
+          <w:b/>
+        </w:rPr>
+        <w:t>Rubric (default weights, configurable):</w:t>
+      </w:r>
+    </w:p>
+    <w:tbl>
+      <w:tblPr>
+        <w:tblStyle w:val="LightGrid-Accent1"/>
+        <w:tblW w:type="auto" w:w="0"/>
+        <w:jc w:val="left"/>
+        <w:tblLook w:firstColumn="1" w:firstRow="1" w:lastColumn="0" w:lastRow="0" w:noHBand="0" w:noVBand="1" w:val="04A0"/>
+      </w:tblPr>
+      <w:tblGrid>
+        <w:gridCol w:w="2880"/>
+        <w:gridCol w:w="2880"/>
+        <w:gridCol w:w="2880"/>
+      </w:tblGrid>
+      <w:tr>
+        <w:tc>
+          <w:tcPr>
+            <w:tcW w:type="dxa" w:w="2880"/>
+          </w:tcPr>
+          <w:p>
+            <w:r>
+              <w:rPr>
+                <w:b/>
+              </w:rPr>
+            </w:r>
+            <w:r>
+              <w:rPr>
+                <w:b/>
+              </w:rPr>
+              <w:t>Component</w:t>
+            </w:r>
+          </w:p>
+        </w:tc>
+        <w:tc>
+          <w:tcPr>
+            <w:tcW w:type="dxa" w:w="2880"/>
+          </w:tcPr>
+          <w:p>
+            <w:r>
+              <w:rPr>
+                <w:b/>
+              </w:rPr>
+            </w:r>
+            <w:r>
+              <w:rPr>
+                <w:b/>
+              </w:rPr>
+              <w:t>Points</w:t>
+            </w:r>
+          </w:p>
+        </w:tc>
+        <w:tc>
+          <w:tcPr>
+            <w:tcW w:type="dxa" w:w="2880"/>
+          </w:tcPr>
+          <w:p>
+            <w:r>
+              <w:rPr>
+                <w:b/>
+              </w:rPr>
+            </w:r>
+            <w:r>
+              <w:rPr>
+                <w:b/>
+              </w:rPr>
+              <w:t>Met when</w:t>
+            </w:r>
+          </w:p>
+        </w:tc>
+      </w:tr>
+      <w:tr>
+        <w:tc>
+          <w:tcPr>
+            <w:tcW w:type="dxa" w:w="2880"/>
+          </w:tcPr>
+          <w:p>
+            <w:r/>
+            <w:r>
+              <w:t>Objective set</w:t>
+            </w:r>
+          </w:p>
+        </w:tc>
+        <w:tc>
+          <w:tcPr>
+            <w:tcW w:type="dxa" w:w="2880"/>
+          </w:tcPr>
+          <w:p>
+            <w:r/>
+            <w:r>
+              <w:t>10</w:t>
+            </w:r>
+          </w:p>
+        </w:tc>
+        <w:tc>
+          <w:tcPr>
+            <w:tcW w:type="dxa" w:w="2880"/>
+          </w:tcPr>
+          <w:p>
+            <w:r/>
+            <w:r>
+              <w:rPr>
+                <w:rFonts w:ascii="Consolas" w:hAnsi="Consolas"/>
+                <w:sz w:val="18"/>
+              </w:rPr>
+              <w:t>objective</w:t>
+            </w:r>
+            <w:r>
+              <w:t xml:space="preserve"> not null</w:t>
+            </w:r>
+          </w:p>
+        </w:tc>
+      </w:tr>
+      <w:tr>
+        <w:tc>
+          <w:tcPr>
+            <w:tcW w:type="dxa" w:w="2880"/>
+          </w:tcPr>
+          <w:p>
+            <w:r/>
+            <w:r>
+              <w:t>Summary + outcome</w:t>
+            </w:r>
+          </w:p>
+        </w:tc>
+        <w:tc>
+          <w:tcPr>
+            <w:tcW w:type="dxa" w:w="2880"/>
+          </w:tcPr>
+          <w:p>
+            <w:r/>
+            <w:r>
+              <w:t>15</w:t>
+            </w:r>
+          </w:p>
+        </w:tc>
+        <w:tc>
+          <w:tcPr>
+            <w:tcW w:type="dxa" w:w="2880"/>
+          </w:tcPr>
+          <w:p>
+            <w:r/>
+            <w:r>
+              <w:t>both present</w:t>
+            </w:r>
+          </w:p>
+        </w:tc>
+      </w:tr>
+      <w:tr>
+        <w:tc>
+          <w:tcPr>
+            <w:tcW w:type="dxa" w:w="2880"/>
+          </w:tcPr>
+          <w:p>
+            <w:r/>
+            <w:r>
+              <w:t>GPS in range</w:t>
+            </w:r>
+          </w:p>
+        </w:tc>
+        <w:tc>
+          <w:tcPr>
+            <w:tcW w:type="dxa" w:w="2880"/>
+          </w:tcPr>
+          <w:p>
+            <w:r/>
+            <w:r>
+              <w:t>15</w:t>
+            </w:r>
+          </w:p>
+        </w:tc>
+        <w:tc>
+          <w:tcPr>
+            <w:tcW w:type="dxa" w:w="2880"/>
+          </w:tcPr>
+          <w:p>
+            <w:r/>
+            <w:r>
+              <w:rPr>
+                <w:rFonts w:ascii="Consolas" w:hAnsi="Consolas"/>
+                <w:sz w:val="18"/>
+              </w:rPr>
+              <w:t>gps_in_range = true</w:t>
+            </w:r>
+          </w:p>
+        </w:tc>
+      </w:tr>
+      <w:tr>
+        <w:tc>
+          <w:tcPr>
+            <w:tcW w:type="dxa" w:w="2880"/>
+          </w:tcPr>
+          <w:p>
+            <w:r/>
+            <w:r>
+              <w:t>Photos</w:t>
+            </w:r>
+          </w:p>
+        </w:tc>
+        <w:tc>
+          <w:tcPr>
+            <w:tcW w:type="dxa" w:w="2880"/>
+          </w:tcPr>
+          <w:p>
+            <w:r/>
+            <w:r>
+              <w:t>15</w:t>
+            </w:r>
+          </w:p>
+        </w:tc>
+        <w:tc>
+          <w:tcPr>
+            <w:tcW w:type="dxa" w:w="2880"/>
+          </w:tcPr>
+          <w:p>
+            <w:r/>
+            <w:r>
+              <w:t>≥ 2 photos</w:t>
+            </w:r>
+          </w:p>
+        </w:tc>
+      </w:tr>
+      <w:tr>
+        <w:tc>
+          <w:tcPr>
+            <w:tcW w:type="dxa" w:w="2880"/>
+          </w:tcPr>
+          <w:p>
+            <w:r/>
+            <w:r>
+              <w:t>DVAP completed</w:t>
+            </w:r>
+          </w:p>
+        </w:tc>
+        <w:tc>
+          <w:tcPr>
+            <w:tcW w:type="dxa" w:w="2880"/>
+          </w:tcPr>
+          <w:p>
+            <w:r/>
+            <w:r>
+              <w:t>20</w:t>
+            </w:r>
+          </w:p>
+        </w:tc>
+        <w:tc>
+          <w:tcPr>
+            <w:tcW w:type="dxa" w:w="2880"/>
+          </w:tcPr>
+          <w:p>
+            <w:r/>
+            <w:r>
+              <w:t xml:space="preserve">a </w:t>
+            </w:r>
+            <w:r>
+              <w:rPr>
+                <w:rFonts w:ascii="Consolas" w:hAnsi="Consolas"/>
+                <w:sz w:val="18"/>
+              </w:rPr>
+              <w:t>dvap_assessments</w:t>
+            </w:r>
+            <w:r>
+              <w:t xml:space="preserve"> row exists</w:t>
+            </w:r>
+          </w:p>
+        </w:tc>
+      </w:tr>
+      <w:tr>
+        <w:tc>
+          <w:tcPr>
+            <w:tcW w:type="dxa" w:w="2880"/>
+          </w:tcPr>
+          <w:p>
+            <w:r/>
+            <w:r>
+              <w:t>Competitor capture</w:t>
+            </w:r>
+          </w:p>
+        </w:tc>
+        <w:tc>
+          <w:tcPr>
+            <w:tcW w:type="dxa" w:w="2880"/>
+          </w:tcPr>
+          <w:p>
+            <w:r/>
+            <w:r>
+              <w:t>10</w:t>
+            </w:r>
+          </w:p>
+        </w:tc>
+        <w:tc>
+          <w:tcPr>
+            <w:tcW w:type="dxa" w:w="2880"/>
+          </w:tcPr>
+          <w:p>
+            <w:r/>
+            <w:r>
+              <w:t>≥ 1 competitor observation/price point</w:t>
+            </w:r>
+          </w:p>
+        </w:tc>
+      </w:tr>
+      <w:tr>
+        <w:tc>
+          <w:tcPr>
+            <w:tcW w:type="dxa" w:w="2880"/>
+          </w:tcPr>
+          <w:p>
+            <w:r/>
+            <w:r>
+              <w:t>Generated execution</w:t>
+            </w:r>
+          </w:p>
+        </w:tc>
+        <w:tc>
+          <w:tcPr>
+            <w:tcW w:type="dxa" w:w="2880"/>
+          </w:tcPr>
+          <w:p>
+            <w:r/>
+            <w:r>
+              <w:t>15</w:t>
+            </w:r>
+          </w:p>
+        </w:tc>
+        <w:tc>
+          <w:tcPr>
+            <w:tcW w:type="dxa" w:w="2880"/>
+          </w:tcPr>
+          <w:p>
+            <w:r/>
+            <w:r>
+              <w:t>≥ 1 opportunity/issue/action/follow-up</w:t>
+            </w:r>
+          </w:p>
+        </w:tc>
+      </w:tr>
+    </w:tbl>
+    <w:p/>
+    <w:p>
+      <w:r>
+        <w:t xml:space="preserve">Computed by </w:t>
+      </w:r>
+      <w:r>
+        <w:rPr>
+          <w:rFonts w:ascii="Consolas" w:hAnsi="Consolas"/>
+          <w:sz w:val="18"/>
+        </w:rPr>
+        <w:t>fi_recompute_visit_quality(visit_id)</w:t>
+      </w:r>
+      <w:r>
+        <w:t xml:space="preserve"> (called on visit close and on child insert) → writes </w:t>
+      </w:r>
+      <w:r>
+        <w:rPr>
+          <w:rFonts w:ascii="Consolas" w:hAnsi="Consolas"/>
+          <w:sz w:val="18"/>
+        </w:rPr>
+        <w:t>quality_score</w:t>
+      </w:r>
+      <w:r>
+        <w:t xml:space="preserve"> + </w:t>
+      </w:r>
+      <w:r>
+        <w:rPr>
+          <w:rFonts w:ascii="Consolas" w:hAnsi="Consolas"/>
+          <w:sz w:val="18"/>
+        </w:rPr>
+        <w:t>quality_breakdown</w:t>
+      </w:r>
+      <w:r>
+        <w:t xml:space="preserve"> JSON.</w:t>
+      </w:r>
+    </w:p>
+    <w:p>
+      <w:pPr>
+        <w:pStyle w:val="Heading2"/>
+      </w:pPr>
+      <w:r/>
+      <w:r>
+        <w:t>3. Customer Development Stages</w:t>
+      </w:r>
+    </w:p>
+    <w:p>
+      <w:r>
+        <w:t>A managed lifecycle per customer, with full history for trend/funnel analysis.</w:t>
+      </w:r>
+    </w:p>
+    <w:p>
+      <w:pPr>
+        <w:spacing w:after="0" w:before="0" w:line="240" w:lineRule="auto"/>
+        <w:shd w:val="clear" w:fill="F2F4F7"/>
+      </w:pPr>
+      <w:r>
+        <w:rPr>
+          <w:rFonts w:ascii="Consolas" w:hAnsi="Consolas"/>
+          <w:sz w:val="16"/>
+        </w:rPr>
+        <w:t>create type customer_dev_stage as enum (</w:t>
+      </w:r>
+    </w:p>
+    <w:p>
+      <w:pPr>
+        <w:spacing w:after="0" w:before="0" w:line="240" w:lineRule="auto"/>
+        <w:shd w:val="clear" w:fill="F2F4F7"/>
+      </w:pPr>
+      <w:r>
+        <w:rPr>
+          <w:rFonts w:ascii="Consolas" w:hAnsi="Consolas"/>
+          <w:sz w:val="16"/>
+        </w:rPr>
+        <w:t xml:space="preserve">  'prospect','onboarding','developing','established','strategic','at_risk','dormant'</w:t>
+      </w:r>
+    </w:p>
+    <w:p>
+      <w:pPr>
+        <w:spacing w:after="0" w:before="0" w:line="240" w:lineRule="auto"/>
+        <w:shd w:val="clear" w:fill="F2F4F7"/>
+      </w:pPr>
+      <w:r>
+        <w:rPr>
+          <w:rFonts w:ascii="Consolas" w:hAnsi="Consolas"/>
+          <w:sz w:val="16"/>
+        </w:rPr>
+        <w:t>);</w:t>
+      </w:r>
+    </w:p>
+    <w:p>
+      <w:pPr>
+        <w:spacing w:after="0" w:before="0" w:line="240" w:lineRule="auto"/>
+        <w:shd w:val="clear" w:fill="F2F4F7"/>
+      </w:pPr>
+      <w:r>
+        <w:rPr>
+          <w:rFonts w:ascii="Consolas" w:hAnsi="Consolas"/>
+          <w:sz w:val="16"/>
+        </w:rPr>
+        <w:t xml:space="preserve"> </w:t>
+      </w:r>
+    </w:p>
+    <w:p>
+      <w:pPr>
+        <w:spacing w:after="0" w:before="0" w:line="240" w:lineRule="auto"/>
+        <w:shd w:val="clear" w:fill="F2F4F7"/>
+      </w:pPr>
+      <w:r>
+        <w:rPr>
+          <w:rFonts w:ascii="Consolas" w:hAnsi="Consolas"/>
+          <w:sz w:val="16"/>
+        </w:rPr>
+        <w:t>alter table customers</w:t>
+      </w:r>
+    </w:p>
+    <w:p>
+      <w:pPr>
+        <w:spacing w:after="0" w:before="0" w:line="240" w:lineRule="auto"/>
+        <w:shd w:val="clear" w:fill="F2F4F7"/>
+      </w:pPr>
+      <w:r>
+        <w:rPr>
+          <w:rFonts w:ascii="Consolas" w:hAnsi="Consolas"/>
+          <w:sz w:val="16"/>
+        </w:rPr>
+        <w:t xml:space="preserve">  add column dev_stage customer_dev_stage not null default 'prospect',</w:t>
+      </w:r>
+    </w:p>
+    <w:p>
+      <w:pPr>
+        <w:spacing w:after="0" w:before="0" w:line="240" w:lineRule="auto"/>
+        <w:shd w:val="clear" w:fill="F2F4F7"/>
+      </w:pPr>
+      <w:r>
+        <w:rPr>
+          <w:rFonts w:ascii="Consolas" w:hAnsi="Consolas"/>
+          <w:sz w:val="16"/>
+        </w:rPr>
+        <w:t xml:space="preserve">  add column dev_stage_since timestamptz default now();</w:t>
+      </w:r>
+    </w:p>
+    <w:p>
+      <w:pPr>
+        <w:spacing w:after="0" w:before="0" w:line="240" w:lineRule="auto"/>
+        <w:shd w:val="clear" w:fill="F2F4F7"/>
+      </w:pPr>
+      <w:r>
+        <w:rPr>
+          <w:rFonts w:ascii="Consolas" w:hAnsi="Consolas"/>
+          <w:sz w:val="16"/>
+        </w:rPr>
+        <w:t xml:space="preserve"> </w:t>
+      </w:r>
+    </w:p>
+    <w:p>
+      <w:pPr>
+        <w:spacing w:after="0" w:before="0" w:line="240" w:lineRule="auto"/>
+        <w:shd w:val="clear" w:fill="F2F4F7"/>
+      </w:pPr>
+      <w:r>
+        <w:rPr>
+          <w:rFonts w:ascii="Consolas" w:hAnsi="Consolas"/>
+          <w:sz w:val="16"/>
+        </w:rPr>
+        <w:t>create table customer_dev_stage_history (</w:t>
+      </w:r>
+    </w:p>
+    <w:p>
+      <w:pPr>
+        <w:spacing w:after="0" w:before="0" w:line="240" w:lineRule="auto"/>
+        <w:shd w:val="clear" w:fill="F2F4F7"/>
+      </w:pPr>
+      <w:r>
+        <w:rPr>
+          <w:rFonts w:ascii="Consolas" w:hAnsi="Consolas"/>
+          <w:sz w:val="16"/>
+        </w:rPr>
+        <w:t xml:space="preserve">  id bigint generated always as identity primary key,</w:t>
+      </w:r>
+    </w:p>
+    <w:p>
+      <w:pPr>
+        <w:spacing w:after="0" w:before="0" w:line="240" w:lineRule="auto"/>
+        <w:shd w:val="clear" w:fill="F2F4F7"/>
+      </w:pPr>
+      <w:r>
+        <w:rPr>
+          <w:rFonts w:ascii="Consolas" w:hAnsi="Consolas"/>
+          <w:sz w:val="16"/>
+        </w:rPr>
+        <w:t xml:space="preserve">  customer_id uuid not null references customers(id) on delete cascade,</w:t>
+      </w:r>
+    </w:p>
+    <w:p>
+      <w:pPr>
+        <w:spacing w:after="0" w:before="0" w:line="240" w:lineRule="auto"/>
+        <w:shd w:val="clear" w:fill="F2F4F7"/>
+      </w:pPr>
+      <w:r>
+        <w:rPr>
+          <w:rFonts w:ascii="Consolas" w:hAnsi="Consolas"/>
+          <w:sz w:val="16"/>
+        </w:rPr>
+        <w:t xml:space="preserve">  from_stage customer_dev_stage,</w:t>
+      </w:r>
+    </w:p>
+    <w:p>
+      <w:pPr>
+        <w:spacing w:after="0" w:before="0" w:line="240" w:lineRule="auto"/>
+        <w:shd w:val="clear" w:fill="F2F4F7"/>
+      </w:pPr>
+      <w:r>
+        <w:rPr>
+          <w:rFonts w:ascii="Consolas" w:hAnsi="Consolas"/>
+          <w:sz w:val="16"/>
+        </w:rPr>
+        <w:t xml:space="preserve">  to_stage   customer_dev_stage not null,</w:t>
+      </w:r>
+    </w:p>
+    <w:p>
+      <w:pPr>
+        <w:spacing w:after="0" w:before="0" w:line="240" w:lineRule="auto"/>
+        <w:shd w:val="clear" w:fill="F2F4F7"/>
+      </w:pPr>
+      <w:r>
+        <w:rPr>
+          <w:rFonts w:ascii="Consolas" w:hAnsi="Consolas"/>
+          <w:sz w:val="16"/>
+        </w:rPr>
+        <w:t xml:space="preserve">  reason text,</w:t>
+      </w:r>
+    </w:p>
+    <w:p>
+      <w:pPr>
+        <w:spacing w:after="0" w:before="0" w:line="240" w:lineRule="auto"/>
+        <w:shd w:val="clear" w:fill="F2F4F7"/>
+      </w:pPr>
+      <w:r>
+        <w:rPr>
+          <w:rFonts w:ascii="Consolas" w:hAnsi="Consolas"/>
+          <w:sz w:val="16"/>
+        </w:rPr>
+        <w:t xml:space="preserve">  changed_by uuid references profiles(id),</w:t>
+      </w:r>
+    </w:p>
+    <w:p>
+      <w:pPr>
+        <w:spacing w:after="0" w:before="0" w:line="240" w:lineRule="auto"/>
+        <w:shd w:val="clear" w:fill="F2F4F7"/>
+      </w:pPr>
+      <w:r>
+        <w:rPr>
+          <w:rFonts w:ascii="Consolas" w:hAnsi="Consolas"/>
+          <w:sz w:val="16"/>
+        </w:rPr>
+        <w:t xml:space="preserve">  changed_at timestamptz not null default now()</w:t>
+      </w:r>
+    </w:p>
+    <w:p>
+      <w:pPr>
+        <w:spacing w:after="0" w:before="0" w:line="240" w:lineRule="auto"/>
+        <w:shd w:val="clear" w:fill="F2F4F7"/>
+      </w:pPr>
+      <w:r>
+        <w:rPr>
+          <w:rFonts w:ascii="Consolas" w:hAnsi="Consolas"/>
+          <w:sz w:val="16"/>
+        </w:rPr>
+        <w:t>);</w:t>
+      </w:r>
+    </w:p>
+    <w:p/>
+    <w:p>
+      <w:r>
+        <w:t xml:space="preserve">A trigger logs every </w:t>
+      </w:r>
+      <w:r>
+        <w:rPr>
+          <w:rFonts w:ascii="Consolas" w:hAnsi="Consolas"/>
+          <w:sz w:val="18"/>
+        </w:rPr>
+        <w:t>dev_stage</w:t>
+      </w:r>
+      <w:r>
+        <w:t xml:space="preserve"> change into the history table and stamps </w:t>
+      </w:r>
+      <w:r>
+        <w:rPr>
+          <w:rFonts w:ascii="Consolas" w:hAnsi="Consolas"/>
+          <w:sz w:val="18"/>
+        </w:rPr>
+        <w:t>dev_stage_since</w:t>
+      </w:r>
+      <w:r>
+        <w:t>.</w:t>
+      </w:r>
+    </w:p>
+    <w:p>
+      <w:pPr>
+        <w:pStyle w:val="Heading2"/>
+      </w:pPr>
+      <w:r/>
+      <w:r>
+        <w:t>4. Customer Health Model</w:t>
+      </w:r>
+    </w:p>
+    <w:p>
+      <w:r>
+        <w:t xml:space="preserve">A composite </w:t>
+      </w:r>
+      <w:r>
+        <w:rPr>
+          <w:b/>
+        </w:rPr>
+        <w:t>health score (0–100)</w:t>
+      </w:r>
+      <w:r>
+        <w:t xml:space="preserve"> + status band per customer, recomputed from live signals, with snapshots for trend lines.</w:t>
+      </w:r>
+    </w:p>
+    <w:p>
+      <w:pPr>
+        <w:spacing w:after="0" w:before="0" w:line="240" w:lineRule="auto"/>
+        <w:shd w:val="clear" w:fill="F2F4F7"/>
+      </w:pPr>
+      <w:r>
+        <w:rPr>
+          <w:rFonts w:ascii="Consolas" w:hAnsi="Consolas"/>
+          <w:sz w:val="16"/>
+        </w:rPr>
+        <w:t>create type customer_health_status as enum ('healthy','watch','at_risk','critical');</w:t>
+      </w:r>
+    </w:p>
+    <w:p>
+      <w:pPr>
+        <w:spacing w:after="0" w:before="0" w:line="240" w:lineRule="auto"/>
+        <w:shd w:val="clear" w:fill="F2F4F7"/>
+      </w:pPr>
+      <w:r>
+        <w:rPr>
+          <w:rFonts w:ascii="Consolas" w:hAnsi="Consolas"/>
+          <w:sz w:val="16"/>
+        </w:rPr>
+        <w:t xml:space="preserve"> </w:t>
+      </w:r>
+    </w:p>
+    <w:p>
+      <w:pPr>
+        <w:spacing w:after="0" w:before="0" w:line="240" w:lineRule="auto"/>
+        <w:shd w:val="clear" w:fill="F2F4F7"/>
+      </w:pPr>
+      <w:r>
+        <w:rPr>
+          <w:rFonts w:ascii="Consolas" w:hAnsi="Consolas"/>
+          <w:sz w:val="16"/>
+        </w:rPr>
+        <w:t>alter table customers</w:t>
+      </w:r>
+    </w:p>
+    <w:p>
+      <w:pPr>
+        <w:spacing w:after="0" w:before="0" w:line="240" w:lineRule="auto"/>
+        <w:shd w:val="clear" w:fill="F2F4F7"/>
+      </w:pPr>
+      <w:r>
+        <w:rPr>
+          <w:rFonts w:ascii="Consolas" w:hAnsi="Consolas"/>
+          <w:sz w:val="16"/>
+        </w:rPr>
+        <w:t xml:space="preserve">  add column health_score numeric(5,2),</w:t>
+      </w:r>
+    </w:p>
+    <w:p>
+      <w:pPr>
+        <w:spacing w:after="0" w:before="0" w:line="240" w:lineRule="auto"/>
+        <w:shd w:val="clear" w:fill="F2F4F7"/>
+      </w:pPr>
+      <w:r>
+        <w:rPr>
+          <w:rFonts w:ascii="Consolas" w:hAnsi="Consolas"/>
+          <w:sz w:val="16"/>
+        </w:rPr>
+        <w:t xml:space="preserve">  add column health_status customer_health_status,</w:t>
+      </w:r>
+    </w:p>
+    <w:p>
+      <w:pPr>
+        <w:spacing w:after="0" w:before="0" w:line="240" w:lineRule="auto"/>
+        <w:shd w:val="clear" w:fill="F2F4F7"/>
+      </w:pPr>
+      <w:r>
+        <w:rPr>
+          <w:rFonts w:ascii="Consolas" w:hAnsi="Consolas"/>
+          <w:sz w:val="16"/>
+        </w:rPr>
+        <w:t xml:space="preserve">  add column health_updated_at timestamptz;</w:t>
+      </w:r>
+    </w:p>
+    <w:p>
+      <w:pPr>
+        <w:spacing w:after="0" w:before="0" w:line="240" w:lineRule="auto"/>
+        <w:shd w:val="clear" w:fill="F2F4F7"/>
+      </w:pPr>
+      <w:r>
+        <w:rPr>
+          <w:rFonts w:ascii="Consolas" w:hAnsi="Consolas"/>
+          <w:sz w:val="16"/>
+        </w:rPr>
+        <w:t xml:space="preserve"> </w:t>
+      </w:r>
+    </w:p>
+    <w:p>
+      <w:pPr>
+        <w:spacing w:after="0" w:before="0" w:line="240" w:lineRule="auto"/>
+        <w:shd w:val="clear" w:fill="F2F4F7"/>
+      </w:pPr>
+      <w:r>
+        <w:rPr>
+          <w:rFonts w:ascii="Consolas" w:hAnsi="Consolas"/>
+          <w:sz w:val="16"/>
+        </w:rPr>
+        <w:t>create table customer_health_snapshots (</w:t>
+      </w:r>
+    </w:p>
+    <w:p>
+      <w:pPr>
+        <w:spacing w:after="0" w:before="0" w:line="240" w:lineRule="auto"/>
+        <w:shd w:val="clear" w:fill="F2F4F7"/>
+      </w:pPr>
+      <w:r>
+        <w:rPr>
+          <w:rFonts w:ascii="Consolas" w:hAnsi="Consolas"/>
+          <w:sz w:val="16"/>
+        </w:rPr>
+        <w:t xml:space="preserve">  id bigint generated always as identity primary key,</w:t>
+      </w:r>
+    </w:p>
+    <w:p>
+      <w:pPr>
+        <w:spacing w:after="0" w:before="0" w:line="240" w:lineRule="auto"/>
+        <w:shd w:val="clear" w:fill="F2F4F7"/>
+      </w:pPr>
+      <w:r>
+        <w:rPr>
+          <w:rFonts w:ascii="Consolas" w:hAnsi="Consolas"/>
+          <w:sz w:val="16"/>
+        </w:rPr>
+        <w:t xml:space="preserve">  customer_id uuid not null references customers(id) on delete cascade,</w:t>
+      </w:r>
+    </w:p>
+    <w:p>
+      <w:pPr>
+        <w:spacing w:after="0" w:before="0" w:line="240" w:lineRule="auto"/>
+        <w:shd w:val="clear" w:fill="F2F4F7"/>
+      </w:pPr>
+      <w:r>
+        <w:rPr>
+          <w:rFonts w:ascii="Consolas" w:hAnsi="Consolas"/>
+          <w:sz w:val="16"/>
+        </w:rPr>
+        <w:t xml:space="preserve">  health_score numeric(5,2) not null,</w:t>
+      </w:r>
+    </w:p>
+    <w:p>
+      <w:pPr>
+        <w:spacing w:after="0" w:before="0" w:line="240" w:lineRule="auto"/>
+        <w:shd w:val="clear" w:fill="F2F4F7"/>
+      </w:pPr>
+      <w:r>
+        <w:rPr>
+          <w:rFonts w:ascii="Consolas" w:hAnsi="Consolas"/>
+          <w:sz w:val="16"/>
+        </w:rPr>
+        <w:t xml:space="preserve">  health_status customer_health_status not null,</w:t>
+      </w:r>
+    </w:p>
+    <w:p>
+      <w:pPr>
+        <w:spacing w:after="0" w:before="0" w:line="240" w:lineRule="auto"/>
+        <w:shd w:val="clear" w:fill="F2F4F7"/>
+      </w:pPr>
+      <w:r>
+        <w:rPr>
+          <w:rFonts w:ascii="Consolas" w:hAnsi="Consolas"/>
+          <w:sz w:val="16"/>
+        </w:rPr>
+        <w:t xml:space="preserve">  drivers jsonb,                 -- per-signal contributions for explainability</w:t>
+      </w:r>
+    </w:p>
+    <w:p>
+      <w:pPr>
+        <w:spacing w:after="0" w:before="0" w:line="240" w:lineRule="auto"/>
+        <w:shd w:val="clear" w:fill="F2F4F7"/>
+      </w:pPr>
+      <w:r>
+        <w:rPr>
+          <w:rFonts w:ascii="Consolas" w:hAnsi="Consolas"/>
+          <w:sz w:val="16"/>
+        </w:rPr>
+        <w:t xml:space="preserve">  captured_at timestamptz not null default now()</w:t>
+      </w:r>
+    </w:p>
+    <w:p>
+      <w:pPr>
+        <w:spacing w:after="0" w:before="0" w:line="240" w:lineRule="auto"/>
+        <w:shd w:val="clear" w:fill="F2F4F7"/>
+      </w:pPr>
+      <w:r>
+        <w:rPr>
+          <w:rFonts w:ascii="Consolas" w:hAnsi="Consolas"/>
+          <w:sz w:val="16"/>
+        </w:rPr>
+        <w:t>);</w:t>
+      </w:r>
+    </w:p>
+    <w:p>
+      <w:pPr>
+        <w:spacing w:after="0" w:before="0" w:line="240" w:lineRule="auto"/>
+        <w:shd w:val="clear" w:fill="F2F4F7"/>
+      </w:pPr>
+      <w:r>
+        <w:rPr>
+          <w:rFonts w:ascii="Consolas" w:hAnsi="Consolas"/>
+          <w:sz w:val="16"/>
+        </w:rPr>
+        <w:t>create index on customer_health_snapshots (customer_id, captured_at);</w:t>
+      </w:r>
+    </w:p>
+    <w:p/>
+    <w:p>
+      <w:r>
+        <w:rPr>
+          <w:b/>
+        </w:rPr>
+        <w:t>Health formula (default; weights configurable, stored in `drivers` for transparency):</w:t>
+      </w:r>
+    </w:p>
+    <w:tbl>
+      <w:tblPr>
+        <w:tblStyle w:val="LightGrid-Accent1"/>
+        <w:tblW w:type="auto" w:w="0"/>
+        <w:jc w:val="left"/>
+        <w:tblLook w:firstColumn="1" w:firstRow="1" w:lastColumn="0" w:lastRow="0" w:noHBand="0" w:noVBand="1" w:val="04A0"/>
+      </w:tblPr>
+      <w:tblGrid>
+        <w:gridCol w:w="2880"/>
+        <w:gridCol w:w="2880"/>
+        <w:gridCol w:w="2880"/>
+      </w:tblGrid>
+      <w:tr>
+        <w:tc>
+          <w:tcPr>
+            <w:tcW w:type="dxa" w:w="2880"/>
+          </w:tcPr>
+          <w:p>
+            <w:r>
+              <w:rPr>
+                <w:b/>
+              </w:rPr>
+            </w:r>
+            <w:r>
+              <w:rPr>
+                <w:b/>
+              </w:rPr>
+              <w:t>Signal</w:t>
+            </w:r>
+          </w:p>
+        </w:tc>
+        <w:tc>
+          <w:tcPr>
+            <w:tcW w:type="dxa" w:w="2880"/>
+          </w:tcPr>
+          <w:p>
+            <w:r>
+              <w:rPr>
+                <w:b/>
+              </w:rPr>
+            </w:r>
+            <w:r>
+              <w:rPr>
+                <w:b/>
+              </w:rPr>
+              <w:t>Weight</w:t>
+            </w:r>
+          </w:p>
+        </w:tc>
+        <w:tc>
+          <w:tcPr>
+            <w:tcW w:type="dxa" w:w="2880"/>
+          </w:tcPr>
+          <w:p>
+            <w:r>
+              <w:rPr>
+                <w:b/>
+              </w:rPr>
+            </w:r>
+            <w:r>
+              <w:rPr>
+                <w:b/>
+              </w:rPr>
+              <w:t>Direction</w:t>
+            </w:r>
+          </w:p>
+        </w:tc>
+      </w:tr>
+      <w:tr>
+        <w:tc>
+          <w:tcPr>
+            <w:tcW w:type="dxa" w:w="2880"/>
+          </w:tcPr>
+          <w:p>
+            <w:r/>
+            <w:r>
+              <w:t>Latest DVAP overall</w:t>
+            </w:r>
+          </w:p>
+        </w:tc>
+        <w:tc>
+          <w:tcPr>
+            <w:tcW w:type="dxa" w:w="2880"/>
+          </w:tcPr>
+          <w:p>
+            <w:r/>
+            <w:r>
+              <w:t>30%</w:t>
+            </w:r>
+          </w:p>
+        </w:tc>
+        <w:tc>
+          <w:tcPr>
+            <w:tcW w:type="dxa" w:w="2880"/>
+          </w:tcPr>
+          <w:p>
+            <w:r/>
+            <w:r>
+              <w:t>higher = healthier</w:t>
+            </w:r>
+          </w:p>
+        </w:tc>
+      </w:tr>
+      <w:tr>
+        <w:tc>
+          <w:tcPr>
+            <w:tcW w:type="dxa" w:w="2880"/>
+          </w:tcPr>
+          <w:p>
+            <w:r/>
+            <w:r>
+              <w:t>Visit recency (vs cadence target)</w:t>
+            </w:r>
+          </w:p>
+        </w:tc>
+        <w:tc>
+          <w:tcPr>
+            <w:tcW w:type="dxa" w:w="2880"/>
+          </w:tcPr>
+          <w:p>
+            <w:r/>
+            <w:r>
+              <w:t>20%</w:t>
+            </w:r>
+          </w:p>
+        </w:tc>
+        <w:tc>
+          <w:tcPr>
+            <w:tcW w:type="dxa" w:w="2880"/>
+          </w:tcPr>
+          <w:p>
+            <w:r/>
+            <w:r>
+              <w:t>recent = healthier</w:t>
+            </w:r>
+          </w:p>
+        </w:tc>
+      </w:tr>
+      <w:tr>
+        <w:tc>
+          <w:tcPr>
+            <w:tcW w:type="dxa" w:w="2880"/>
+          </w:tcPr>
+          <w:p>
+            <w:r/>
+            <w:r>
+              <w:t>Open issues (severity-weighted)</w:t>
+            </w:r>
+          </w:p>
+        </w:tc>
+        <w:tc>
+          <w:tcPr>
+            <w:tcW w:type="dxa" w:w="2880"/>
+          </w:tcPr>
+          <w:p>
+            <w:r/>
+            <w:r>
+              <w:t>20%</w:t>
+            </w:r>
+          </w:p>
+        </w:tc>
+        <w:tc>
+          <w:tcPr>
+            <w:tcW w:type="dxa" w:w="2880"/>
+          </w:tcPr>
+          <w:p>
+            <w:r/>
+            <w:r>
+              <w:t>fewer = healthier</w:t>
+            </w:r>
+          </w:p>
+        </w:tc>
+      </w:tr>
+      <w:tr>
+        <w:tc>
+          <w:tcPr>
+            <w:tcW w:type="dxa" w:w="2880"/>
+          </w:tcPr>
+          <w:p>
+            <w:r/>
+            <w:r>
+              <w:t>Opportunity momentum (won/active value)</w:t>
+            </w:r>
+          </w:p>
+        </w:tc>
+        <w:tc>
+          <w:tcPr>
+            <w:tcW w:type="dxa" w:w="2880"/>
+          </w:tcPr>
+          <w:p>
+            <w:r/>
+            <w:r>
+              <w:t>15%</w:t>
+            </w:r>
+          </w:p>
+        </w:tc>
+        <w:tc>
+          <w:tcPr>
+            <w:tcW w:type="dxa" w:w="2880"/>
+          </w:tcPr>
+          <w:p>
+            <w:r/>
+            <w:r>
+              <w:t>more = healthier</w:t>
+            </w:r>
+          </w:p>
+        </w:tc>
+      </w:tr>
+      <w:tr>
+        <w:tc>
+          <w:tcPr>
+            <w:tcW w:type="dxa" w:w="2880"/>
+          </w:tcPr>
+          <w:p>
+            <w:r/>
+            <w:r>
+              <w:t>Pricing competitiveness (vs competitor price points)</w:t>
+            </w:r>
+          </w:p>
+        </w:tc>
+        <w:tc>
+          <w:tcPr>
+            <w:tcW w:type="dxa" w:w="2880"/>
+          </w:tcPr>
+          <w:p>
+            <w:r/>
+            <w:r>
+              <w:t>15%</w:t>
+            </w:r>
+          </w:p>
+        </w:tc>
+        <w:tc>
+          <w:tcPr>
+            <w:tcW w:type="dxa" w:w="2880"/>
+          </w:tcPr>
+          <w:p>
+            <w:r/>
+            <w:r>
+              <w:t>in-line = healthier</w:t>
+            </w:r>
+          </w:p>
+        </w:tc>
+      </w:tr>
+    </w:tbl>
+    <w:p/>
+    <w:p>
+      <w:r>
+        <w:t xml:space="preserve">Bands: </w:t>
+      </w:r>
+      <w:r>
+        <w:rPr>
+          <w:rFonts w:ascii="Consolas" w:hAnsi="Consolas"/>
+          <w:sz w:val="18"/>
+        </w:rPr>
+        <w:t>&gt;=80 healthy · 60–79 watch · 40–59 at_risk · &lt;40 critical</w:t>
+      </w:r>
+      <w:r>
+        <w:t xml:space="preserve">. Computed by </w:t>
+      </w:r>
+      <w:r>
+        <w:rPr>
+          <w:rFonts w:ascii="Consolas" w:hAnsi="Consolas"/>
+          <w:sz w:val="18"/>
+        </w:rPr>
+        <w:t>fi_recompute_customer_health(customer_id)</w:t>
+      </w:r>
+      <w:r>
+        <w:t xml:space="preserve"> (scheduled Edge Function nightly + on visit close), writing both the live columns and a snapshot.</w:t>
+      </w:r>
+    </w:p>
+    <w:p>
+      <w:pPr>
+        <w:pStyle w:val="Heading2"/>
+      </w:pPr>
+      <w:r/>
+      <w:r>
+        <w:t>5. Competitor Price Tracking</w:t>
+      </w:r>
+    </w:p>
+    <w:p>
+      <w:r>
+        <w:t>SKU-level competitor pricing over time — the basis for price trends and pricing-gap intelligence.</w:t>
+      </w:r>
+    </w:p>
+    <w:p>
+      <w:pPr>
+        <w:spacing w:after="0" w:before="0" w:line="240" w:lineRule="auto"/>
+        <w:shd w:val="clear" w:fill="F2F4F7"/>
+      </w:pPr>
+      <w:r>
+        <w:rPr>
+          <w:rFonts w:ascii="Consolas" w:hAnsi="Consolas"/>
+          <w:sz w:val="16"/>
+        </w:rPr>
+        <w:t>create table competitor_price_points (</w:t>
+      </w:r>
+    </w:p>
+    <w:p>
+      <w:pPr>
+        <w:spacing w:after="0" w:before="0" w:line="240" w:lineRule="auto"/>
+        <w:shd w:val="clear" w:fill="F2F4F7"/>
+      </w:pPr>
+      <w:r>
+        <w:rPr>
+          <w:rFonts w:ascii="Consolas" w:hAnsi="Consolas"/>
+          <w:sz w:val="16"/>
+        </w:rPr>
+        <w:t xml:space="preserve">  id uuid primary key default gen_random_uuid(),</w:t>
+      </w:r>
+    </w:p>
+    <w:p>
+      <w:pPr>
+        <w:spacing w:after="0" w:before="0" w:line="240" w:lineRule="auto"/>
+        <w:shd w:val="clear" w:fill="F2F4F7"/>
+      </w:pPr>
+      <w:r>
+        <w:rPr>
+          <w:rFonts w:ascii="Consolas" w:hAnsi="Consolas"/>
+          <w:sz w:val="16"/>
+        </w:rPr>
+        <w:t xml:space="preserve">  visit_id uuid references visits(id) on delete cascade,</w:t>
+      </w:r>
+    </w:p>
+    <w:p>
+      <w:pPr>
+        <w:spacing w:after="0" w:before="0" w:line="240" w:lineRule="auto"/>
+        <w:shd w:val="clear" w:fill="F2F4F7"/>
+      </w:pPr>
+      <w:r>
+        <w:rPr>
+          <w:rFonts w:ascii="Consolas" w:hAnsi="Consolas"/>
+          <w:sz w:val="16"/>
+        </w:rPr>
+        <w:t xml:space="preserve">  competitor_id uuid references competitors(id),</w:t>
+      </w:r>
+    </w:p>
+    <w:p>
+      <w:pPr>
+        <w:spacing w:after="0" w:before="0" w:line="240" w:lineRule="auto"/>
+        <w:shd w:val="clear" w:fill="F2F4F7"/>
+      </w:pPr>
+      <w:r>
+        <w:rPr>
+          <w:rFonts w:ascii="Consolas" w:hAnsi="Consolas"/>
+          <w:sz w:val="16"/>
+        </w:rPr>
+        <w:t xml:space="preserve">  competitor_name text,            -- fallback if not in catalog</w:t>
+      </w:r>
+    </w:p>
+    <w:p>
+      <w:pPr>
+        <w:spacing w:after="0" w:before="0" w:line="240" w:lineRule="auto"/>
+        <w:shd w:val="clear" w:fill="F2F4F7"/>
+      </w:pPr>
+      <w:r>
+        <w:rPr>
+          <w:rFonts w:ascii="Consolas" w:hAnsi="Consolas"/>
+          <w:sz w:val="16"/>
+        </w:rPr>
+        <w:t xml:space="preserve">  customer_id uuid references customers(id),</w:t>
+      </w:r>
+    </w:p>
+    <w:p>
+      <w:pPr>
+        <w:spacing w:after="0" w:before="0" w:line="240" w:lineRule="auto"/>
+        <w:shd w:val="clear" w:fill="F2F4F7"/>
+      </w:pPr>
+      <w:r>
+        <w:rPr>
+          <w:rFonts w:ascii="Consolas" w:hAnsi="Consolas"/>
+          <w:sz w:val="16"/>
+        </w:rPr>
+        <w:t xml:space="preserve">  product text not null,</w:t>
+      </w:r>
+    </w:p>
+    <w:p>
+      <w:pPr>
+        <w:spacing w:after="0" w:before="0" w:line="240" w:lineRule="auto"/>
+        <w:shd w:val="clear" w:fill="F2F4F7"/>
+      </w:pPr>
+      <w:r>
+        <w:rPr>
+          <w:rFonts w:ascii="Consolas" w:hAnsi="Consolas"/>
+          <w:sz w:val="16"/>
+        </w:rPr>
+        <w:t xml:space="preserve">  sku text,</w:t>
+      </w:r>
+    </w:p>
+    <w:p>
+      <w:pPr>
+        <w:spacing w:after="0" w:before="0" w:line="240" w:lineRule="auto"/>
+        <w:shd w:val="clear" w:fill="F2F4F7"/>
+      </w:pPr>
+      <w:r>
+        <w:rPr>
+          <w:rFonts w:ascii="Consolas" w:hAnsi="Consolas"/>
+          <w:sz w:val="16"/>
+        </w:rPr>
+        <w:t xml:space="preserve">  pack_size text,</w:t>
+      </w:r>
+    </w:p>
+    <w:p>
+      <w:pPr>
+        <w:spacing w:after="0" w:before="0" w:line="240" w:lineRule="auto"/>
+        <w:shd w:val="clear" w:fill="F2F4F7"/>
+      </w:pPr>
+      <w:r>
+        <w:rPr>
+          <w:rFonts w:ascii="Consolas" w:hAnsi="Consolas"/>
+          <w:sz w:val="16"/>
+        </w:rPr>
+        <w:t xml:space="preserve">  our_price   numeric(12,2),       -- our shelf price for comparison</w:t>
+      </w:r>
+    </w:p>
+    <w:p>
+      <w:pPr>
+        <w:spacing w:after="0" w:before="0" w:line="240" w:lineRule="auto"/>
+        <w:shd w:val="clear" w:fill="F2F4F7"/>
+      </w:pPr>
+      <w:r>
+        <w:rPr>
+          <w:rFonts w:ascii="Consolas" w:hAnsi="Consolas"/>
+          <w:sz w:val="16"/>
+        </w:rPr>
+        <w:t xml:space="preserve">  shelf_price numeric(12,2) not null,  -- competitor shelf price</w:t>
+      </w:r>
+    </w:p>
+    <w:p>
+      <w:pPr>
+        <w:spacing w:after="0" w:before="0" w:line="240" w:lineRule="auto"/>
+        <w:shd w:val="clear" w:fill="F2F4F7"/>
+      </w:pPr>
+      <w:r>
+        <w:rPr>
+          <w:rFonts w:ascii="Consolas" w:hAnsi="Consolas"/>
+          <w:sz w:val="16"/>
+        </w:rPr>
+        <w:t xml:space="preserve">  promo_price numeric(12,2),</w:t>
+      </w:r>
+    </w:p>
+    <w:p>
+      <w:pPr>
+        <w:spacing w:after="0" w:before="0" w:line="240" w:lineRule="auto"/>
+        <w:shd w:val="clear" w:fill="F2F4F7"/>
+      </w:pPr>
+      <w:r>
+        <w:rPr>
+          <w:rFonts w:ascii="Consolas" w:hAnsi="Consolas"/>
+          <w:sz w:val="16"/>
+        </w:rPr>
+        <w:t xml:space="preserve">  currency text default 'USD',</w:t>
+      </w:r>
+    </w:p>
+    <w:p>
+      <w:pPr>
+        <w:spacing w:after="0" w:before="0" w:line="240" w:lineRule="auto"/>
+        <w:shd w:val="clear" w:fill="F2F4F7"/>
+      </w:pPr>
+      <w:r>
+        <w:rPr>
+          <w:rFonts w:ascii="Consolas" w:hAnsi="Consolas"/>
+          <w:sz w:val="16"/>
+        </w:rPr>
+        <w:t xml:space="preserve">  on_promotion boolean default false,</w:t>
+      </w:r>
+    </w:p>
+    <w:p>
+      <w:pPr>
+        <w:spacing w:after="0" w:before="0" w:line="240" w:lineRule="auto"/>
+        <w:shd w:val="clear" w:fill="F2F4F7"/>
+      </w:pPr>
+      <w:r>
+        <w:rPr>
+          <w:rFonts w:ascii="Consolas" w:hAnsi="Consolas"/>
+          <w:sz w:val="16"/>
+        </w:rPr>
+        <w:t xml:space="preserve">  price_gap_pct numeric(6,2) generated always as (</w:t>
+      </w:r>
+    </w:p>
+    <w:p>
+      <w:pPr>
+        <w:spacing w:after="0" w:before="0" w:line="240" w:lineRule="auto"/>
+        <w:shd w:val="clear" w:fill="F2F4F7"/>
+      </w:pPr>
+      <w:r>
+        <w:rPr>
+          <w:rFonts w:ascii="Consolas" w:hAnsi="Consolas"/>
+          <w:sz w:val="16"/>
+        </w:rPr>
+        <w:t xml:space="preserve">    case when our_price is not null and our_price &lt;&gt; 0</w:t>
+      </w:r>
+    </w:p>
+    <w:p>
+      <w:pPr>
+        <w:spacing w:after="0" w:before="0" w:line="240" w:lineRule="auto"/>
+        <w:shd w:val="clear" w:fill="F2F4F7"/>
+      </w:pPr>
+      <w:r>
+        <w:rPr>
+          <w:rFonts w:ascii="Consolas" w:hAnsi="Consolas"/>
+          <w:sz w:val="16"/>
+        </w:rPr>
+        <w:t xml:space="preserve">      then round((shelf_price - our_price) / our_price * 100, 2)</w:t>
+      </w:r>
+    </w:p>
+    <w:p>
+      <w:pPr>
+        <w:spacing w:after="0" w:before="0" w:line="240" w:lineRule="auto"/>
+        <w:shd w:val="clear" w:fill="F2F4F7"/>
+      </w:pPr>
+      <w:r>
+        <w:rPr>
+          <w:rFonts w:ascii="Consolas" w:hAnsi="Consolas"/>
+          <w:sz w:val="16"/>
+        </w:rPr>
+        <w:t xml:space="preserve">      else null end</w:t>
+      </w:r>
+    </w:p>
+    <w:p>
+      <w:pPr>
+        <w:spacing w:after="0" w:before="0" w:line="240" w:lineRule="auto"/>
+        <w:shd w:val="clear" w:fill="F2F4F7"/>
+      </w:pPr>
+      <w:r>
+        <w:rPr>
+          <w:rFonts w:ascii="Consolas" w:hAnsi="Consolas"/>
+          <w:sz w:val="16"/>
+        </w:rPr>
+        <w:t xml:space="preserve">  ) stored,</w:t>
+      </w:r>
+    </w:p>
+    <w:p>
+      <w:pPr>
+        <w:spacing w:after="0" w:before="0" w:line="240" w:lineRule="auto"/>
+        <w:shd w:val="clear" w:fill="F2F4F7"/>
+      </w:pPr>
+      <w:r>
+        <w:rPr>
+          <w:rFonts w:ascii="Consolas" w:hAnsi="Consolas"/>
+          <w:sz w:val="16"/>
+        </w:rPr>
+        <w:t xml:space="preserve">  photo_id uuid references visit_photos(id) on delete set null,</w:t>
+      </w:r>
+    </w:p>
+    <w:p>
+      <w:pPr>
+        <w:spacing w:after="0" w:before="0" w:line="240" w:lineRule="auto"/>
+        <w:shd w:val="clear" w:fill="F2F4F7"/>
+      </w:pPr>
+      <w:r>
+        <w:rPr>
+          <w:rFonts w:ascii="Consolas" w:hAnsi="Consolas"/>
+          <w:sz w:val="16"/>
+        </w:rPr>
+        <w:t xml:space="preserve">  captured_at timestamptz not null default now(),</w:t>
+      </w:r>
+    </w:p>
+    <w:p>
+      <w:pPr>
+        <w:spacing w:after="0" w:before="0" w:line="240" w:lineRule="auto"/>
+        <w:shd w:val="clear" w:fill="F2F4F7"/>
+      </w:pPr>
+      <w:r>
+        <w:rPr>
+          <w:rFonts w:ascii="Consolas" w:hAnsi="Consolas"/>
+          <w:sz w:val="16"/>
+        </w:rPr>
+        <w:t xml:space="preserve">  region_id uuid references regions(id),</w:t>
+      </w:r>
+    </w:p>
+    <w:p>
+      <w:pPr>
+        <w:spacing w:after="0" w:before="0" w:line="240" w:lineRule="auto"/>
+        <w:shd w:val="clear" w:fill="F2F4F7"/>
+      </w:pPr>
+      <w:r>
+        <w:rPr>
+          <w:rFonts w:ascii="Consolas" w:hAnsi="Consolas"/>
+          <w:sz w:val="16"/>
+        </w:rPr>
+        <w:t xml:space="preserve">  area_id   uuid references areas(id),</w:t>
+      </w:r>
+    </w:p>
+    <w:p>
+      <w:pPr>
+        <w:spacing w:after="0" w:before="0" w:line="240" w:lineRule="auto"/>
+        <w:shd w:val="clear" w:fill="F2F4F7"/>
+      </w:pPr>
+      <w:r>
+        <w:rPr>
+          <w:rFonts w:ascii="Consolas" w:hAnsi="Consolas"/>
+          <w:sz w:val="16"/>
+        </w:rPr>
+        <w:t xml:space="preserve">  sync_status sync_status not null default 'synced'</w:t>
+      </w:r>
+    </w:p>
+    <w:p>
+      <w:pPr>
+        <w:spacing w:after="0" w:before="0" w:line="240" w:lineRule="auto"/>
+        <w:shd w:val="clear" w:fill="F2F4F7"/>
+      </w:pPr>
+      <w:r>
+        <w:rPr>
+          <w:rFonts w:ascii="Consolas" w:hAnsi="Consolas"/>
+          <w:sz w:val="16"/>
+        </w:rPr>
+        <w:t>);</w:t>
+      </w:r>
+    </w:p>
+    <w:p>
+      <w:pPr>
+        <w:spacing w:after="0" w:before="0" w:line="240" w:lineRule="auto"/>
+        <w:shd w:val="clear" w:fill="F2F4F7"/>
+      </w:pPr>
+      <w:r>
+        <w:rPr>
+          <w:rFonts w:ascii="Consolas" w:hAnsi="Consolas"/>
+          <w:sz w:val="16"/>
+        </w:rPr>
+        <w:t>create index on competitor_price_points (product, captured_at);</w:t>
+      </w:r>
+    </w:p>
+    <w:p>
+      <w:pPr>
+        <w:spacing w:after="0" w:before="0" w:line="240" w:lineRule="auto"/>
+        <w:shd w:val="clear" w:fill="F2F4F7"/>
+      </w:pPr>
+      <w:r>
+        <w:rPr>
+          <w:rFonts w:ascii="Consolas" w:hAnsi="Consolas"/>
+          <w:sz w:val="16"/>
+        </w:rPr>
+        <w:t>create index on competitor_price_points (competitor_id, captured_at);</w:t>
+      </w:r>
+    </w:p>
+    <w:p/>
+    <w:p>
+      <w:pPr>
+        <w:pStyle w:val="Heading2"/>
+      </w:pPr>
+      <w:r/>
+      <w:r>
+        <w:t>6. Opportunity Probability &amp; Forecast Value</w:t>
+      </w:r>
+    </w:p>
+    <w:p>
+      <w:r>
+        <w:t xml:space="preserve">Opportunities become a real </w:t>
+      </w:r>
+      <w:r>
+        <w:rPr>
+          <w:b/>
+        </w:rPr>
+        <w:t>weighted pipeline</w:t>
+      </w:r>
+      <w:r>
+        <w:t>.</w:t>
+      </w:r>
+    </w:p>
+    <w:p>
+      <w:pPr>
+        <w:spacing w:after="0" w:before="0" w:line="240" w:lineRule="auto"/>
+        <w:shd w:val="clear" w:fill="F2F4F7"/>
+      </w:pPr>
+      <w:r>
+        <w:rPr>
+          <w:rFonts w:ascii="Consolas" w:hAnsi="Consolas"/>
+          <w:sz w:val="16"/>
+        </w:rPr>
+        <w:t>alter table opportunities</w:t>
+      </w:r>
+    </w:p>
+    <w:p>
+      <w:pPr>
+        <w:spacing w:after="0" w:before="0" w:line="240" w:lineRule="auto"/>
+        <w:shd w:val="clear" w:fill="F2F4F7"/>
+      </w:pPr>
+      <w:r>
+        <w:rPr>
+          <w:rFonts w:ascii="Consolas" w:hAnsi="Consolas"/>
+          <w:sz w:val="16"/>
+        </w:rPr>
+        <w:t xml:space="preserve">  add column probability int not null default 0 check (probability between 0 and 100),</w:t>
+      </w:r>
+    </w:p>
+    <w:p>
+      <w:pPr>
+        <w:spacing w:after="0" w:before="0" w:line="240" w:lineRule="auto"/>
+        <w:shd w:val="clear" w:fill="F2F4F7"/>
+      </w:pPr>
+      <w:r>
+        <w:rPr>
+          <w:rFonts w:ascii="Consolas" w:hAnsi="Consolas"/>
+          <w:sz w:val="16"/>
+        </w:rPr>
+        <w:t xml:space="preserve">  add column expected_close_date date,</w:t>
+      </w:r>
+    </w:p>
+    <w:p>
+      <w:pPr>
+        <w:spacing w:after="0" w:before="0" w:line="240" w:lineRule="auto"/>
+        <w:shd w:val="clear" w:fill="F2F4F7"/>
+      </w:pPr>
+      <w:r>
+        <w:rPr>
+          <w:rFonts w:ascii="Consolas" w:hAnsi="Consolas"/>
+          <w:sz w:val="16"/>
+        </w:rPr>
+        <w:t xml:space="preserve">  add column forecast_value numeric(14,2) generated always as (</w:t>
+      </w:r>
+    </w:p>
+    <w:p>
+      <w:pPr>
+        <w:spacing w:after="0" w:before="0" w:line="240" w:lineRule="auto"/>
+        <w:shd w:val="clear" w:fill="F2F4F7"/>
+      </w:pPr>
+      <w:r>
+        <w:rPr>
+          <w:rFonts w:ascii="Consolas" w:hAnsi="Consolas"/>
+          <w:sz w:val="16"/>
+        </w:rPr>
+        <w:t xml:space="preserve">    round(coalesce(estimated_value,0) * probability / 100.0, 2)</w:t>
+      </w:r>
+    </w:p>
+    <w:p>
+      <w:pPr>
+        <w:spacing w:after="0" w:before="0" w:line="240" w:lineRule="auto"/>
+        <w:shd w:val="clear" w:fill="F2F4F7"/>
+      </w:pPr>
+      <w:r>
+        <w:rPr>
+          <w:rFonts w:ascii="Consolas" w:hAnsi="Consolas"/>
+          <w:sz w:val="16"/>
+        </w:rPr>
+        <w:t xml:space="preserve">  ) stored;</w:t>
+      </w:r>
+    </w:p>
+    <w:p/>
+    <w:p>
+      <w:r>
+        <w:t xml:space="preserve">Default probability can be derived from </w:t>
+      </w:r>
+      <w:r>
+        <w:rPr>
+          <w:rFonts w:ascii="Consolas" w:hAnsi="Consolas"/>
+          <w:sz w:val="18"/>
+        </w:rPr>
+        <w:t>status</w:t>
+      </w:r>
+      <w:r>
+        <w:t xml:space="preserve"> (open 25 · in_progress 60 · closed_won 100 · closed_lost 0) but is editable. </w:t>
+      </w:r>
+      <w:r>
+        <w:rPr>
+          <w:rFonts w:ascii="Consolas" w:hAnsi="Consolas"/>
+          <w:sz w:val="18"/>
+        </w:rPr>
+        <w:t>forecast_value</w:t>
+      </w:r>
+      <w:r>
+        <w:t xml:space="preserve"> powers the weighted pipeline KPI.</w:t>
+      </w:r>
+    </w:p>
+    <w:p>
+      <w:pPr>
+        <w:pStyle w:val="Heading2"/>
+      </w:pPr>
+      <w:r/>
+      <w:r>
+        <w:t>Reporting views added by this layer</w:t>
+      </w:r>
+    </w:p>
+    <w:p>
+      <w:pPr>
+        <w:spacing w:after="0" w:before="0" w:line="240" w:lineRule="auto"/>
+        <w:shd w:val="clear" w:fill="F2F4F7"/>
+      </w:pPr>
+      <w:r>
+        <w:rPr>
+          <w:rFonts w:ascii="Consolas" w:hAnsi="Consolas"/>
+          <w:sz w:val="16"/>
+        </w:rPr>
+        <w:t>-- weighted, forecastable pipeline</w:t>
+      </w:r>
+    </w:p>
+    <w:p>
+      <w:pPr>
+        <w:spacing w:after="0" w:before="0" w:line="240" w:lineRule="auto"/>
+        <w:shd w:val="clear" w:fill="F2F4F7"/>
+      </w:pPr>
+      <w:r>
+        <w:rPr>
+          <w:rFonts w:ascii="Consolas" w:hAnsi="Consolas"/>
+          <w:sz w:val="16"/>
+        </w:rPr>
+        <w:t>create view v_pipeline_forecast as</w:t>
+      </w:r>
+    </w:p>
+    <w:p>
+      <w:pPr>
+        <w:spacing w:after="0" w:before="0" w:line="240" w:lineRule="auto"/>
+        <w:shd w:val="clear" w:fill="F2F4F7"/>
+      </w:pPr>
+      <w:r>
+        <w:rPr>
+          <w:rFonts w:ascii="Consolas" w:hAnsi="Consolas"/>
+          <w:sz w:val="16"/>
+        </w:rPr>
+        <w:t xml:space="preserve">  select area_id, status,</w:t>
+      </w:r>
+    </w:p>
+    <w:p>
+      <w:pPr>
+        <w:spacing w:after="0" w:before="0" w:line="240" w:lineRule="auto"/>
+        <w:shd w:val="clear" w:fill="F2F4F7"/>
+      </w:pPr>
+      <w:r>
+        <w:rPr>
+          <w:rFonts w:ascii="Consolas" w:hAnsi="Consolas"/>
+          <w:sz w:val="16"/>
+        </w:rPr>
+        <w:t xml:space="preserve">         count(*) n,</w:t>
+      </w:r>
+    </w:p>
+    <w:p>
+      <w:pPr>
+        <w:spacing w:after="0" w:before="0" w:line="240" w:lineRule="auto"/>
+        <w:shd w:val="clear" w:fill="F2F4F7"/>
+      </w:pPr>
+      <w:r>
+        <w:rPr>
+          <w:rFonts w:ascii="Consolas" w:hAnsi="Consolas"/>
+          <w:sz w:val="16"/>
+        </w:rPr>
+        <w:t xml:space="preserve">         coalesce(sum(estimated_value),0) gross_value,</w:t>
+      </w:r>
+    </w:p>
+    <w:p>
+      <w:pPr>
+        <w:spacing w:after="0" w:before="0" w:line="240" w:lineRule="auto"/>
+        <w:shd w:val="clear" w:fill="F2F4F7"/>
+      </w:pPr>
+      <w:r>
+        <w:rPr>
+          <w:rFonts w:ascii="Consolas" w:hAnsi="Consolas"/>
+          <w:sz w:val="16"/>
+        </w:rPr>
+        <w:t xml:space="preserve">         coalesce(sum(forecast_value),0)  weighted_value</w:t>
+      </w:r>
+    </w:p>
+    <w:p>
+      <w:pPr>
+        <w:spacing w:after="0" w:before="0" w:line="240" w:lineRule="auto"/>
+        <w:shd w:val="clear" w:fill="F2F4F7"/>
+      </w:pPr>
+      <w:r>
+        <w:rPr>
+          <w:rFonts w:ascii="Consolas" w:hAnsi="Consolas"/>
+          <w:sz w:val="16"/>
+        </w:rPr>
+        <w:t xml:space="preserve">  from opportunities where deleted_at is null</w:t>
+      </w:r>
+    </w:p>
+    <w:p>
+      <w:pPr>
+        <w:spacing w:after="0" w:before="0" w:line="240" w:lineRule="auto"/>
+        <w:shd w:val="clear" w:fill="F2F4F7"/>
+      </w:pPr>
+      <w:r>
+        <w:rPr>
+          <w:rFonts w:ascii="Consolas" w:hAnsi="Consolas"/>
+          <w:sz w:val="16"/>
+        </w:rPr>
+        <w:t xml:space="preserve">  group by area_id, status;</w:t>
+      </w:r>
+    </w:p>
+    <w:p>
+      <w:pPr>
+        <w:spacing w:after="0" w:before="0" w:line="240" w:lineRule="auto"/>
+        <w:shd w:val="clear" w:fill="F2F4F7"/>
+      </w:pPr>
+      <w:r>
+        <w:rPr>
+          <w:rFonts w:ascii="Consolas" w:hAnsi="Consolas"/>
+          <w:sz w:val="16"/>
+        </w:rPr>
+        <w:t xml:space="preserve"> </w:t>
+      </w:r>
+    </w:p>
+    <w:p>
+      <w:pPr>
+        <w:spacing w:after="0" w:before="0" w:line="240" w:lineRule="auto"/>
+        <w:shd w:val="clear" w:fill="F2F4F7"/>
+      </w:pPr>
+      <w:r>
+        <w:rPr>
+          <w:rFonts w:ascii="Consolas" w:hAnsi="Consolas"/>
+          <w:sz w:val="16"/>
+        </w:rPr>
+        <w:t>-- DVAP performance by area</w:t>
+      </w:r>
+    </w:p>
+    <w:p>
+      <w:pPr>
+        <w:spacing w:after="0" w:before="0" w:line="240" w:lineRule="auto"/>
+        <w:shd w:val="clear" w:fill="F2F4F7"/>
+      </w:pPr>
+      <w:r>
+        <w:rPr>
+          <w:rFonts w:ascii="Consolas" w:hAnsi="Consolas"/>
+          <w:sz w:val="16"/>
+        </w:rPr>
+        <w:t>create view v_dvap_by_area as</w:t>
+      </w:r>
+    </w:p>
+    <w:p>
+      <w:pPr>
+        <w:spacing w:after="0" w:before="0" w:line="240" w:lineRule="auto"/>
+        <w:shd w:val="clear" w:fill="F2F4F7"/>
+      </w:pPr>
+      <w:r>
+        <w:rPr>
+          <w:rFonts w:ascii="Consolas" w:hAnsi="Consolas"/>
+          <w:sz w:val="16"/>
+        </w:rPr>
+        <w:t xml:space="preserve">  select area_id,</w:t>
+      </w:r>
+    </w:p>
+    <w:p>
+      <w:pPr>
+        <w:spacing w:after="0" w:before="0" w:line="240" w:lineRule="auto"/>
+        <w:shd w:val="clear" w:fill="F2F4F7"/>
+      </w:pPr>
+      <w:r>
+        <w:rPr>
+          <w:rFonts w:ascii="Consolas" w:hAnsi="Consolas"/>
+          <w:sz w:val="16"/>
+        </w:rPr>
+        <w:t xml:space="preserve">         avg(distribution_score) dist, avg(visibility_score) vis,</w:t>
+      </w:r>
+    </w:p>
+    <w:p>
+      <w:pPr>
+        <w:spacing w:after="0" w:before="0" w:line="240" w:lineRule="auto"/>
+        <w:shd w:val="clear" w:fill="F2F4F7"/>
+      </w:pPr>
+      <w:r>
+        <w:rPr>
+          <w:rFonts w:ascii="Consolas" w:hAnsi="Consolas"/>
+          <w:sz w:val="16"/>
+        </w:rPr>
+        <w:t xml:space="preserve">         avg(availability_score) avail, avg(pricing_score) price,</w:t>
+      </w:r>
+    </w:p>
+    <w:p>
+      <w:pPr>
+        <w:spacing w:after="0" w:before="0" w:line="240" w:lineRule="auto"/>
+        <w:shd w:val="clear" w:fill="F2F4F7"/>
+      </w:pPr>
+      <w:r>
+        <w:rPr>
+          <w:rFonts w:ascii="Consolas" w:hAnsi="Consolas"/>
+          <w:sz w:val="16"/>
+        </w:rPr>
+        <w:t xml:space="preserve">         avg(promotion_score) promo,  avg(overall_score) overall</w:t>
+      </w:r>
+    </w:p>
+    <w:p>
+      <w:pPr>
+        <w:spacing w:after="0" w:before="0" w:line="240" w:lineRule="auto"/>
+        <w:shd w:val="clear" w:fill="F2F4F7"/>
+      </w:pPr>
+      <w:r>
+        <w:rPr>
+          <w:rFonts w:ascii="Consolas" w:hAnsi="Consolas"/>
+          <w:sz w:val="16"/>
+        </w:rPr>
+        <w:t xml:space="preserve">  from dvap_assessments group by area_id;</w:t>
+      </w:r>
+    </w:p>
+    <w:p>
+      <w:pPr>
+        <w:spacing w:after="0" w:before="0" w:line="240" w:lineRule="auto"/>
+        <w:shd w:val="clear" w:fill="F2F4F7"/>
+      </w:pPr>
+      <w:r>
+        <w:rPr>
+          <w:rFonts w:ascii="Consolas" w:hAnsi="Consolas"/>
+          <w:sz w:val="16"/>
+        </w:rPr>
+        <w:t xml:space="preserve"> </w:t>
+      </w:r>
+    </w:p>
+    <w:p>
+      <w:pPr>
+        <w:spacing w:after="0" w:before="0" w:line="240" w:lineRule="auto"/>
+        <w:shd w:val="clear" w:fill="F2F4F7"/>
+      </w:pPr>
+      <w:r>
+        <w:rPr>
+          <w:rFonts w:ascii="Consolas" w:hAnsi="Consolas"/>
+          <w:sz w:val="16"/>
+        </w:rPr>
+        <w:t>-- customer health distribution</w:t>
+      </w:r>
+    </w:p>
+    <w:p>
+      <w:pPr>
+        <w:spacing w:after="0" w:before="0" w:line="240" w:lineRule="auto"/>
+        <w:shd w:val="clear" w:fill="F2F4F7"/>
+      </w:pPr>
+      <w:r>
+        <w:rPr>
+          <w:rFonts w:ascii="Consolas" w:hAnsi="Consolas"/>
+          <w:sz w:val="16"/>
+        </w:rPr>
+        <w:t>create view v_customer_health_dist as</w:t>
+      </w:r>
+    </w:p>
+    <w:p>
+      <w:pPr>
+        <w:spacing w:after="0" w:before="0" w:line="240" w:lineRule="auto"/>
+        <w:shd w:val="clear" w:fill="F2F4F7"/>
+      </w:pPr>
+      <w:r>
+        <w:rPr>
+          <w:rFonts w:ascii="Consolas" w:hAnsi="Consolas"/>
+          <w:sz w:val="16"/>
+        </w:rPr>
+        <w:t xml:space="preserve">  select health_status, count(*) n</w:t>
+      </w:r>
+    </w:p>
+    <w:p>
+      <w:pPr>
+        <w:spacing w:after="0" w:before="0" w:line="240" w:lineRule="auto"/>
+        <w:shd w:val="clear" w:fill="F2F4F7"/>
+      </w:pPr>
+      <w:r>
+        <w:rPr>
+          <w:rFonts w:ascii="Consolas" w:hAnsi="Consolas"/>
+          <w:sz w:val="16"/>
+        </w:rPr>
+        <w:t xml:space="preserve">  from customers where deleted_at is null and health_status is not null</w:t>
+      </w:r>
+    </w:p>
+    <w:p>
+      <w:pPr>
+        <w:spacing w:after="0" w:before="0" w:line="240" w:lineRule="auto"/>
+        <w:shd w:val="clear" w:fill="F2F4F7"/>
+      </w:pPr>
+      <w:r>
+        <w:rPr>
+          <w:rFonts w:ascii="Consolas" w:hAnsi="Consolas"/>
+          <w:sz w:val="16"/>
+        </w:rPr>
+        <w:t xml:space="preserve">  group by health_status;</w:t>
+      </w:r>
+    </w:p>
+    <w:p>
+      <w:pPr>
+        <w:spacing w:after="0" w:before="0" w:line="240" w:lineRule="auto"/>
+        <w:shd w:val="clear" w:fill="F2F4F7"/>
+      </w:pPr>
+      <w:r>
+        <w:rPr>
+          <w:rFonts w:ascii="Consolas" w:hAnsi="Consolas"/>
+          <w:sz w:val="16"/>
+        </w:rPr>
+        <w:t xml:space="preserve"> </w:t>
+      </w:r>
+    </w:p>
+    <w:p>
+      <w:pPr>
+        <w:spacing w:after="0" w:before="0" w:line="240" w:lineRule="auto"/>
+        <w:shd w:val="clear" w:fill="F2F4F7"/>
+      </w:pPr>
+      <w:r>
+        <w:rPr>
+          <w:rFonts w:ascii="Consolas" w:hAnsi="Consolas"/>
+          <w:sz w:val="16"/>
+        </w:rPr>
+        <w:t>-- competitor price index (latest per product/competitor)</w:t>
+      </w:r>
+    </w:p>
+    <w:p>
+      <w:pPr>
+        <w:spacing w:after="0" w:before="0" w:line="240" w:lineRule="auto"/>
+        <w:shd w:val="clear" w:fill="F2F4F7"/>
+      </w:pPr>
+      <w:r>
+        <w:rPr>
+          <w:rFonts w:ascii="Consolas" w:hAnsi="Consolas"/>
+          <w:sz w:val="16"/>
+        </w:rPr>
+        <w:t>create view v_competitor_price_latest as</w:t>
+      </w:r>
+    </w:p>
+    <w:p>
+      <w:pPr>
+        <w:spacing w:after="0" w:before="0" w:line="240" w:lineRule="auto"/>
+        <w:shd w:val="clear" w:fill="F2F4F7"/>
+      </w:pPr>
+      <w:r>
+        <w:rPr>
+          <w:rFonts w:ascii="Consolas" w:hAnsi="Consolas"/>
+          <w:sz w:val="16"/>
+        </w:rPr>
+        <w:t xml:space="preserve">  select distinct on (product, competitor_id)</w:t>
+      </w:r>
+    </w:p>
+    <w:p>
+      <w:pPr>
+        <w:spacing w:after="0" w:before="0" w:line="240" w:lineRule="auto"/>
+        <w:shd w:val="clear" w:fill="F2F4F7"/>
+      </w:pPr>
+      <w:r>
+        <w:rPr>
+          <w:rFonts w:ascii="Consolas" w:hAnsi="Consolas"/>
+          <w:sz w:val="16"/>
+        </w:rPr>
+        <w:t xml:space="preserve">         product, competitor_id, shelf_price, promo_price, price_gap_pct, captured_at</w:t>
+      </w:r>
+    </w:p>
+    <w:p>
+      <w:pPr>
+        <w:spacing w:after="0" w:before="0" w:line="240" w:lineRule="auto"/>
+        <w:shd w:val="clear" w:fill="F2F4F7"/>
+      </w:pPr>
+      <w:r>
+        <w:rPr>
+          <w:rFonts w:ascii="Consolas" w:hAnsi="Consolas"/>
+          <w:sz w:val="16"/>
+        </w:rPr>
+        <w:t xml:space="preserve">  from competitor_price_points</w:t>
+      </w:r>
+    </w:p>
+    <w:p>
+      <w:pPr>
+        <w:spacing w:after="0" w:before="0" w:line="240" w:lineRule="auto"/>
+        <w:shd w:val="clear" w:fill="F2F4F7"/>
+      </w:pPr>
+      <w:r>
+        <w:rPr>
+          <w:rFonts w:ascii="Consolas" w:hAnsi="Consolas"/>
+          <w:sz w:val="16"/>
+        </w:rPr>
+        <w:t xml:space="preserve">  order by product, competitor_id, captured_at desc;</w:t>
+      </w:r>
+    </w:p>
+    <w:p/>
+    <w:p>
+      <w:pPr>
+        <w:pStyle w:val="Heading2"/>
+      </w:pPr>
+      <w:r/>
+      <w:r>
+        <w:t>Dashboard impact</w:t>
+      </w:r>
+    </w:p>
+    <w:p>
+      <w:r>
+        <w:t xml:space="preserve">These feed new executive tiles: </w:t>
+      </w:r>
+      <w:r>
+        <w:rPr>
+          <w:b/>
+        </w:rPr>
+        <w:t>Customer Health heatmap</w:t>
+      </w:r>
+      <w:r>
+        <w:t xml:space="preserve">, </w:t>
+      </w:r>
+      <w:r>
+        <w:rPr>
+          <w:b/>
+        </w:rPr>
+        <w:t>Development-stage funnel</w:t>
+      </w:r>
+      <w:r>
+        <w:t xml:space="preserve">, </w:t>
+      </w:r>
+      <w:r>
+        <w:rPr>
+          <w:b/>
+        </w:rPr>
+        <w:t>DVAP scorecard by area</w:t>
+      </w:r>
+      <w:r>
+        <w:t xml:space="preserve">, </w:t>
+      </w:r>
+      <w:r>
+        <w:rPr>
+          <w:b/>
+        </w:rPr>
+        <w:t>Weighted pipeline &amp; forecast</w:t>
+      </w:r>
+      <w:r>
+        <w:t xml:space="preserve">, </w:t>
+      </w:r>
+      <w:r>
+        <w:rPr>
+          <w:b/>
+        </w:rPr>
+        <w:t>Visit quality leaderboard</w:t>
+      </w:r>
+      <w:r>
+        <w:t xml:space="preserve">, and </w:t>
+      </w:r>
+      <w:r>
+        <w:rPr>
+          <w:b/>
+        </w:rPr>
+        <w:t>Competitor price index / gap trends</w:t>
+      </w:r>
+      <w:r>
+        <w:t xml:space="preserve"> — added to the dashboards in </w:t>
+      </w:r>
+      <w:r>
+        <w:rPr>
+          <w:rFonts w:ascii="Consolas" w:hAnsi="Consolas"/>
+          <w:sz w:val="18"/>
+        </w:rPr>
+        <w:t>03-screen-inventory.md</w:t>
+      </w:r>
+      <w:r>
+        <w:t xml:space="preserve"> (K-group).</w:t>
       </w:r>
     </w:p>
     <w:p>

--- a/field-insights/docs/Field-Insights-Design-Package.docx
+++ b/field-insights/docs/Field-Insights-Design-Package.docx
@@ -75,23 +75,33 @@
         <w:t>Status:</w:t>
       </w:r>
       <w:r>
-        <w:t xml:space="preserve"> Phase 1 (Auth, Data Model, RBAC, Configurable Intelligence) implemented — 11 migrations applied to the separate Supabase project, configurable framework metamodel (versioned, effective-dated, company-overridable, audited) with FMCG seeded as default, RLS on every table, security hardening, Supabase Auth + typed data layer in the PWA. Builds green. </w:t>
+        <w:t xml:space="preserve"> Phase 2 implemented — offline-first sync engine (Dexie outbox), the 60-second visit capture flow, in-visit Opportunity/Issue/Action/Follow-up quick-capture, framework-driven DVAP capture, and lightweight SKU/Route/Attachments foundations (12 migrations applied). Builds green. Deploys as its </w:t>
       </w:r>
       <w:r>
         <w:rPr>
           <w:b/>
         </w:rPr>
-        <w:t>Phase 2 (visit capture + offline sync) awaits approval.</w:t>
-      </w:r>
-      <w:r>
-        <w:t xml:space="preserve"> See </w:t>
+        <w:t>own</w:t>
+      </w:r>
+      <w:r>
+        <w:t xml:space="preserve"> Vercel project (see </w:t>
       </w:r>
       <w:r>
         <w:rPr>
           <w:rFonts w:ascii="Consolas" w:hAnsi="Consolas"/>
           <w:sz w:val="18"/>
         </w:rPr>
-        <w:t>docs/09-phase-1-deliverables.md</w:t>
+        <w:t>DEPLOYMENT.md</w:t>
+      </w:r>
+      <w:r>
+        <w:t xml:space="preserve">). See </w:t>
+      </w:r>
+      <w:r>
+        <w:rPr>
+          <w:rFonts w:ascii="Consolas" w:hAnsi="Consolas"/>
+          <w:sz w:val="18"/>
+        </w:rPr>
+        <w:t>docs/10-phase-2-deliverables.md</w:t>
       </w:r>
       <w:r>
         <w:t>.</w:t>
@@ -813,6 +823,51 @@
     </w:p>
     <w:p>
       <w:pPr>
+        <w:pStyle w:val="ListNumber"/>
+      </w:pPr>
+      <w:r>
+        <w:t>[</w:t>
+      </w:r>
+      <w:r>
+        <w:rPr>
+          <w:rFonts w:ascii="Consolas" w:hAnsi="Consolas"/>
+          <w:sz w:val="18"/>
+        </w:rPr>
+        <w:t>docs/10-phase-2-deliverables.md</w:t>
+      </w:r>
+      <w:r>
+        <w:t xml:space="preserve">](docs/10-phase-2-deliverables.md) — </w:t>
+      </w:r>
+      <w:r>
+        <w:rPr>
+          <w:b/>
+        </w:rPr>
+        <w:t>Phase 2 output:</w:t>
+      </w:r>
+      <w:r>
+        <w:t xml:space="preserve"> visit capture, offline sync engine, DVAP capture, SKU/Route/Attachments foundations</w:t>
+      </w:r>
+    </w:p>
+    <w:p>
+      <w:pPr>
+        <w:pStyle w:val="ListNumber"/>
+      </w:pPr>
+      <w:r>
+        <w:t>[</w:t>
+      </w:r>
+      <w:r>
+        <w:rPr>
+          <w:rFonts w:ascii="Consolas" w:hAnsi="Consolas"/>
+          <w:sz w:val="18"/>
+        </w:rPr>
+        <w:t>DEPLOYMENT.md</w:t>
+      </w:r>
+      <w:r>
+        <w:t>](DEPLOYMENT.md) — separate Vercel deployment setup (isolated from VANTORA)</w:t>
+      </w:r>
+    </w:p>
+    <w:p>
+      <w:pPr>
         <w:pStyle w:val="Heading2"/>
       </w:pPr>
       <w:r/>
@@ -3423,6 +3478,556 @@
     <w:p>
       <w:r>
         <w:t>Visit capture flow (60-second visit), offline sync engine (Dexie queue → Supabase), DVAP capture UI driven by the configured framework, and the execution-entity quick-capture (Opportunity/Issue/Action/Follow-up) from within a visit.</w:t>
+      </w:r>
+    </w:p>
+    <w:p>
+      <w:r>
+        <w:br w:type="page"/>
+      </w:r>
+    </w:p>
+    <w:p>
+      <w:pPr>
+        <w:pStyle w:val="Heading1"/>
+      </w:pPr>
+      <w:r/>
+      <w:r>
+        <w:t>10 — Phase 2 Deliverables</w:t>
+      </w:r>
+    </w:p>
+    <w:p>
+      <w:r>
+        <w:t>Phase 2 delivers the field-capture loop, the offline-first sync engine, framework-driven DVAP capture, and three lightweight extensible foundations. Builds green (typecheck + PWA build).</w:t>
+      </w:r>
+    </w:p>
+    <w:p>
+      <w:pPr>
+        <w:pStyle w:val="Heading2"/>
+      </w:pPr>
+      <w:r/>
+      <w:r>
+        <w:t>1. Offline-first sync engine (</w:t>
+      </w:r>
+      <w:r>
+        <w:rPr>
+          <w:rFonts w:ascii="Consolas" w:hAnsi="Consolas"/>
+          <w:sz w:val="18"/>
+        </w:rPr>
+        <w:t>src/lib/db.ts</w:t>
+      </w:r>
+      <w:r>
+        <w:t xml:space="preserve">, </w:t>
+      </w:r>
+      <w:r>
+        <w:rPr>
+          <w:rFonts w:ascii="Consolas" w:hAnsi="Consolas"/>
+          <w:sz w:val="18"/>
+        </w:rPr>
+        <w:t>src/lib/sync.ts</w:t>
+      </w:r>
+      <w:r>
+        <w:t>)</w:t>
+      </w:r>
+    </w:p>
+    <w:p>
+      <w:pPr>
+        <w:pStyle w:val="ListBullet"/>
+      </w:pPr>
+      <w:r>
+        <w:rPr>
+          <w:b/>
+        </w:rPr>
+        <w:t>Dexie (IndexedDB)</w:t>
+      </w:r>
+      <w:r>
+        <w:t xml:space="preserve"> local store: </w:t>
+      </w:r>
+      <w:r>
+        <w:rPr>
+          <w:rFonts w:ascii="Consolas" w:hAnsi="Consolas"/>
+          <w:sz w:val="18"/>
+        </w:rPr>
+        <w:t>visits</w:t>
+      </w:r>
+      <w:r>
+        <w:t xml:space="preserve"> cache + a generic </w:t>
+      </w:r>
+      <w:r>
+        <w:rPr>
+          <w:b/>
+        </w:rPr>
+        <w:t>outbox</w:t>
+      </w:r>
+      <w:r>
+        <w:t xml:space="preserve"> queue.</w:t>
+      </w:r>
+    </w:p>
+    <w:p>
+      <w:pPr>
+        <w:pStyle w:val="ListBullet"/>
+      </w:pPr>
+      <w:r>
+        <w:rPr>
+          <w:rFonts w:ascii="Consolas" w:hAnsi="Consolas"/>
+          <w:sz w:val="18"/>
+        </w:rPr>
+        <w:t>enqueue(table, op, payload)</w:t>
+      </w:r>
+      <w:r>
+        <w:t xml:space="preserve"> writes the mutation locally; every record uses a </w:t>
+      </w:r>
+      <w:r>
+        <w:rPr>
+          <w:b/>
+        </w:rPr>
+        <w:t>client-generated UUID</w:t>
+      </w:r>
+      <w:r>
+        <w:t xml:space="preserve"> so flushes are </w:t>
+      </w:r>
+      <w:r>
+        <w:rPr>
+          <w:b/>
+        </w:rPr>
+        <w:t>idempotent</w:t>
+      </w:r>
+      <w:r>
+        <w:t xml:space="preserve"> (insert = upsert on </w:t>
+      </w:r>
+      <w:r>
+        <w:rPr>
+          <w:rFonts w:ascii="Consolas" w:hAnsi="Consolas"/>
+          <w:sz w:val="18"/>
+        </w:rPr>
+        <w:t>id</w:t>
+      </w:r>
+      <w:r>
+        <w:t>).</w:t>
+      </w:r>
+    </w:p>
+    <w:p>
+      <w:pPr>
+        <w:pStyle w:val="ListBullet"/>
+      </w:pPr>
+      <w:r>
+        <w:rPr>
+          <w:rFonts w:ascii="Consolas" w:hAnsi="Consolas"/>
+          <w:sz w:val="18"/>
+        </w:rPr>
+        <w:t>flushQueue()</w:t>
+      </w:r>
+      <w:r>
+        <w:t xml:space="preserve"> pushes pending mutations to Supabase; on error it records the message and retries later. Auto-flush on mount, on </w:t>
+      </w:r>
+      <w:r>
+        <w:rPr>
+          <w:rFonts w:ascii="Consolas" w:hAnsi="Consolas"/>
+          <w:sz w:val="18"/>
+        </w:rPr>
+        <w:t>online</w:t>
+      </w:r>
+      <w:r>
+        <w:t>, and every 30s.</w:t>
+      </w:r>
+    </w:p>
+    <w:p>
+      <w:pPr>
+        <w:pStyle w:val="ListBullet"/>
+      </w:pPr>
+      <w:r>
+        <w:rPr>
+          <w:rFonts w:ascii="Consolas" w:hAnsi="Consolas"/>
+          <w:sz w:val="18"/>
+        </w:rPr>
+        <w:t>useSyncEngine()</w:t>
+      </w:r>
+      <w:r>
+        <w:t xml:space="preserve"> exposes the pending count; the shell shows a sync badge.</w:t>
+      </w:r>
+    </w:p>
+    <w:p>
+      <w:pPr>
+        <w:pStyle w:val="Heading2"/>
+      </w:pPr>
+      <w:r/>
+      <w:r>
+        <w:t>2. The 60-second visit (</w:t>
+      </w:r>
+      <w:r>
+        <w:rPr>
+          <w:rFonts w:ascii="Consolas" w:hAnsi="Consolas"/>
+          <w:sz w:val="18"/>
+        </w:rPr>
+        <w:t>StartVisitPage</w:t>
+      </w:r>
+      <w:r>
+        <w:t>)</w:t>
+      </w:r>
+    </w:p>
+    <w:p>
+      <w:pPr>
+        <w:pStyle w:val="ListBullet"/>
+      </w:pPr>
+      <w:r>
+        <w:t xml:space="preserve">Select customer, capture GPS (geolocation hook), choose visit type, optional objective → </w:t>
+      </w:r>
+      <w:r>
+        <w:rPr>
+          <w:b/>
+        </w:rPr>
+        <w:t>Save</w:t>
+      </w:r>
+      <w:r>
+        <w:t xml:space="preserve"> writes locally and navigates to the visit hub instantly (no network needed).</w:t>
+      </w:r>
+    </w:p>
+    <w:p>
+      <w:pPr>
+        <w:pStyle w:val="Heading2"/>
+      </w:pPr>
+      <w:r/>
+      <w:r>
+        <w:t>3. Visit hub + quick capture (</w:t>
+      </w:r>
+      <w:r>
+        <w:rPr>
+          <w:rFonts w:ascii="Consolas" w:hAnsi="Consolas"/>
+          <w:sz w:val="18"/>
+        </w:rPr>
+        <w:t>VisitDetailPage</w:t>
+      </w:r>
+      <w:r>
+        <w:t>)</w:t>
+      </w:r>
+    </w:p>
+    <w:p>
+      <w:pPr>
+        <w:pStyle w:val="ListBullet"/>
+      </w:pPr>
+      <w:r>
+        <w:t xml:space="preserve">One-tap capture of </w:t>
+      </w:r>
+      <w:r>
+        <w:rPr>
+          <w:b/>
+        </w:rPr>
+        <w:t>Opportunity, Issue, Action, Follow-up</w:t>
+      </w:r>
+      <w:r>
+        <w:t xml:space="preserve"> — all offline-first via the outbox, anchored to the visit (and customer).</w:t>
+      </w:r>
+    </w:p>
+    <w:p>
+      <w:pPr>
+        <w:pStyle w:val="ListBullet"/>
+      </w:pPr>
+      <w:r>
+        <w:rPr>
+          <w:b/>
+        </w:rPr>
+        <w:t>End visit</w:t>
+      </w:r>
+      <w:r>
+        <w:t xml:space="preserve"> records summary/outcome; the server trigger recomputes Visit Quality + Customer Health on completion.</w:t>
+      </w:r>
+    </w:p>
+    <w:p>
+      <w:pPr>
+        <w:pStyle w:val="Heading2"/>
+      </w:pPr>
+      <w:r/>
+      <w:r>
+        <w:t>4. Framework-driven DVAP capture</w:t>
+      </w:r>
+    </w:p>
+    <w:p>
+      <w:pPr>
+        <w:pStyle w:val="ListBullet"/>
+      </w:pPr>
+      <w:r>
+        <w:t xml:space="preserve">Loads the active default </w:t>
+      </w:r>
+      <w:r>
+        <w:rPr>
+          <w:b/>
+        </w:rPr>
+        <w:t>DVAP assessment framework</w:t>
+      </w:r>
+      <w:r>
+        <w:t xml:space="preserve"> (dimensions, weights, bands) from the config metamodel — no hardcoded dimensions.</w:t>
+      </w:r>
+    </w:p>
+    <w:p>
+      <w:pPr>
+        <w:pStyle w:val="ListBullet"/>
+      </w:pPr>
+      <w:r>
+        <w:t xml:space="preserve">Captures 0–100 per dimension; computes overall + band </w:t>
+      </w:r>
+      <w:r>
+        <w:rPr>
+          <w:b/>
+        </w:rPr>
+        <w:t>client-side</w:t>
+      </w:r>
+      <w:r>
+        <w:t xml:space="preserve"> (mirrors </w:t>
+      </w:r>
+      <w:r>
+        <w:rPr>
+          <w:rFonts w:ascii="Consolas" w:hAnsi="Consolas"/>
+          <w:sz w:val="18"/>
+        </w:rPr>
+        <w:t>fi_recompute_assessment</w:t>
+      </w:r>
+      <w:r>
+        <w:t xml:space="preserve">) for instant, offline results; saves </w:t>
+      </w:r>
+      <w:r>
+        <w:rPr>
+          <w:rFonts w:ascii="Consolas" w:hAnsi="Consolas"/>
+          <w:sz w:val="18"/>
+        </w:rPr>
+        <w:t>assessments</w:t>
+      </w:r>
+      <w:r>
+        <w:t xml:space="preserve"> + </w:t>
+      </w:r>
+      <w:r>
+        <w:rPr>
+          <w:rFonts w:ascii="Consolas" w:hAnsi="Consolas"/>
+          <w:sz w:val="18"/>
+        </w:rPr>
+        <w:t>assessment_scores</w:t>
+      </w:r>
+      <w:r>
+        <w:t xml:space="preserve"> via the queue.</w:t>
+      </w:r>
+    </w:p>
+    <w:p>
+      <w:pPr>
+        <w:pStyle w:val="Heading2"/>
+      </w:pPr>
+      <w:r/>
+      <w:r>
+        <w:t xml:space="preserve">5. Lightweight foundations (migration </w:t>
+      </w:r>
+      <w:r>
+        <w:rPr>
+          <w:rFonts w:ascii="Consolas" w:hAnsi="Consolas"/>
+          <w:sz w:val="18"/>
+        </w:rPr>
+        <w:t>0012</w:t>
+      </w:r>
+      <w:r>
+        <w:t>, additive)</w:t>
+      </w:r>
+    </w:p>
+    <w:p>
+      <w:pPr>
+        <w:pStyle w:val="ListBullet"/>
+      </w:pPr>
+      <w:r>
+        <w:rPr>
+          <w:b/>
+        </w:rPr>
+        <w:t>SKU Intelligence:</w:t>
+      </w:r>
+      <w:r>
+        <w:t xml:space="preserve"> </w:t>
+      </w:r>
+      <w:r>
+        <w:rPr>
+          <w:rFonts w:ascii="Consolas" w:hAnsi="Consolas"/>
+          <w:sz w:val="18"/>
+        </w:rPr>
+        <w:t>skus</w:t>
+      </w:r>
+      <w:r>
+        <w:t xml:space="preserve"> catalog (code, name, brand, category, pack size, barcode) + </w:t>
+      </w:r>
+      <w:r>
+        <w:rPr>
+          <w:rFonts w:ascii="Consolas" w:hAnsi="Consolas"/>
+          <w:sz w:val="18"/>
+        </w:rPr>
+        <w:t>competitor_price_points.sku_id</w:t>
+      </w:r>
+      <w:r>
+        <w:t xml:space="preserve"> link. Extensible toward availability/price analytics.</w:t>
+      </w:r>
+    </w:p>
+    <w:p>
+      <w:pPr>
+        <w:pStyle w:val="ListBullet"/>
+      </w:pPr>
+      <w:r>
+        <w:rPr>
+          <w:b/>
+        </w:rPr>
+        <w:t>Route Performance:</w:t>
+      </w:r>
+      <w:r>
+        <w:t xml:space="preserve"> </w:t>
+      </w:r>
+      <w:r>
+        <w:rPr>
+          <w:rFonts w:ascii="Consolas" w:hAnsi="Consolas"/>
+          <w:sz w:val="18"/>
+        </w:rPr>
+        <w:t>routes</w:t>
+      </w:r>
+      <w:r>
+        <w:t xml:space="preserve"> + </w:t>
+      </w:r>
+      <w:r>
+        <w:rPr>
+          <w:rFonts w:ascii="Consolas" w:hAnsi="Consolas"/>
+          <w:sz w:val="18"/>
+        </w:rPr>
+        <w:t>route_stops</w:t>
+      </w:r>
+      <w:r>
+        <w:t xml:space="preserve"> (planned vs visited) + </w:t>
+      </w:r>
+      <w:r>
+        <w:rPr>
+          <w:rFonts w:ascii="Consolas" w:hAnsi="Consolas"/>
+          <w:sz w:val="18"/>
+        </w:rPr>
+        <w:t>v_route_performance</w:t>
+      </w:r>
+      <w:r>
+        <w:t xml:space="preserve"> view (completion %). A completed stop links to its </w:t>
+      </w:r>
+      <w:r>
+        <w:rPr>
+          <w:rFonts w:ascii="Consolas" w:hAnsi="Consolas"/>
+          <w:sz w:val="18"/>
+        </w:rPr>
+        <w:t>visit_id</w:t>
+      </w:r>
+      <w:r>
+        <w:t>.</w:t>
+      </w:r>
+    </w:p>
+    <w:p>
+      <w:pPr>
+        <w:pStyle w:val="ListBullet"/>
+      </w:pPr>
+      <w:r>
+        <w:rPr>
+          <w:b/>
+        </w:rPr>
+        <w:t>Generic Attachments:</w:t>
+      </w:r>
+      <w:r>
+        <w:t xml:space="preserve"> polymorphic </w:t>
+      </w:r>
+      <w:r>
+        <w:rPr>
+          <w:rFonts w:ascii="Consolas" w:hAnsi="Consolas"/>
+          <w:sz w:val="18"/>
+        </w:rPr>
+        <w:t>attachments</w:t>
+      </w:r>
+      <w:r>
+        <w:t xml:space="preserve"> (entity_type/entity_id + storage path/kind/mime/size). Attach files to any entity.</w:t>
+      </w:r>
+    </w:p>
+    <w:p>
+      <w:pPr>
+        <w:pStyle w:val="ListBullet"/>
+      </w:pPr>
+      <w:r>
+        <w:t>All three have RLS and are intentionally minimal and extensible.</w:t>
+      </w:r>
+    </w:p>
+    <w:p>
+      <w:pPr>
+        <w:pStyle w:val="Heading2"/>
+      </w:pPr>
+      <w:r/>
+      <w:r>
+        <w:t>6. Deployment</w:t>
+      </w:r>
+    </w:p>
+    <w:p>
+      <w:r>
+        <w:t xml:space="preserve">Field Insights deploys as its </w:t>
+      </w:r>
+      <w:r>
+        <w:rPr>
+          <w:b/>
+        </w:rPr>
+        <w:t>own</w:t>
+      </w:r>
+      <w:r>
+        <w:t xml:space="preserve"> Vercel project (see </w:t>
+      </w:r>
+      <w:r>
+        <w:rPr>
+          <w:rFonts w:ascii="Consolas" w:hAnsi="Consolas"/>
+          <w:sz w:val="18"/>
+        </w:rPr>
+        <w:t>DEPLOYMENT.md</w:t>
+      </w:r>
+      <w:r>
+        <w:t xml:space="preserve">) — Root Directory </w:t>
+      </w:r>
+      <w:r>
+        <w:rPr>
+          <w:rFonts w:ascii="Consolas" w:hAnsi="Consolas"/>
+          <w:sz w:val="18"/>
+        </w:rPr>
+        <w:t>field-insights</w:t>
+      </w:r>
+      <w:r>
+        <w:t xml:space="preserve">, separate from VANTORA's </w:t>
+      </w:r>
+      <w:r>
+        <w:rPr>
+          <w:rFonts w:ascii="Consolas" w:hAnsi="Consolas"/>
+          <w:sz w:val="18"/>
+        </w:rPr>
+        <w:t>kako</w:t>
+      </w:r>
+      <w:r>
+        <w:t>/</w:t>
+      </w:r>
+      <w:r>
+        <w:rPr>
+          <w:rFonts w:ascii="Consolas" w:hAnsi="Consolas"/>
+          <w:sz w:val="18"/>
+        </w:rPr>
+        <w:t>kako-fieldsync</w:t>
+      </w:r>
+      <w:r>
+        <w:t>.</w:t>
+      </w:r>
+    </w:p>
+    <w:p>
+      <w:pPr>
+        <w:pStyle w:val="Heading2"/>
+      </w:pPr>
+      <w:r/>
+      <w:r>
+        <w:t>Notes / next increments</w:t>
+      </w:r>
+    </w:p>
+    <w:p>
+      <w:pPr>
+        <w:pStyle w:val="ListBullet"/>
+      </w:pPr>
+      <w:r>
+        <w:t>Child entities created offline sync to the server and appear in lists after flush; full offline mirroring of every entity type is an incremental enhancement.</w:t>
+      </w:r>
+    </w:p>
+    <w:p>
+      <w:pPr>
+        <w:pStyle w:val="ListBullet"/>
+      </w:pPr>
+      <w:r>
+        <w:t>Photo/voice blob upload to Storage, the visits map, dashboards, and reports are later phases.</w:t>
       </w:r>
     </w:p>
     <w:p>
@@ -22595,6 +23200,691 @@
       </w:tr>
     </w:tbl>
     <w:p/>
+    <w:p>
+      <w:r>
+        <w:br w:type="page"/>
+      </w:r>
+    </w:p>
+    <w:p>
+      <w:pPr>
+        <w:pStyle w:val="Heading1"/>
+      </w:pPr>
+      <w:r/>
+      <w:r>
+        <w:t>Field Insights — Deployment (separate from VANTORA)</w:t>
+      </w:r>
+    </w:p>
+    <w:p>
+      <w:r>
+        <w:t xml:space="preserve">Field Insights deploys as its </w:t>
+      </w:r>
+      <w:r>
+        <w:rPr>
+          <w:b/>
+        </w:rPr>
+        <w:t>own</w:t>
+      </w:r>
+      <w:r>
+        <w:t xml:space="preserve"> Vercel project, fully isolated from VANTORA's </w:t>
+      </w:r>
+      <w:r>
+        <w:rPr>
+          <w:rFonts w:ascii="Consolas" w:hAnsi="Consolas"/>
+          <w:sz w:val="18"/>
+        </w:rPr>
+        <w:t>kako</w:t>
+      </w:r>
+      <w:r>
+        <w:t xml:space="preserve"> / </w:t>
+      </w:r>
+      <w:r>
+        <w:rPr>
+          <w:rFonts w:ascii="Consolas" w:hAnsi="Consolas"/>
+          <w:sz w:val="18"/>
+        </w:rPr>
+        <w:t>kako-fieldsync</w:t>
+      </w:r>
+      <w:r>
+        <w:t xml:space="preserve"> projects. Do </w:t>
+      </w:r>
+      <w:r>
+        <w:rPr>
+          <w:b/>
+        </w:rPr>
+        <w:t>not</w:t>
+      </w:r>
+      <w:r>
+        <w:t xml:space="preserve"> change those, and do </w:t>
+      </w:r>
+      <w:r>
+        <w:rPr>
+          <w:b/>
+        </w:rPr>
+        <w:t>not</w:t>
+      </w:r>
+      <w:r>
+        <w:t xml:space="preserve"> deploy from the repo root.</w:t>
+      </w:r>
+    </w:p>
+    <w:p>
+      <w:pPr>
+        <w:pStyle w:val="Heading2"/>
+      </w:pPr>
+      <w:r/>
+      <w:r>
+        <w:t>Vercel project setup (exact values)</w:t>
+      </w:r>
+    </w:p>
+    <w:p>
+      <w:r>
+        <w:t xml:space="preserve">Create a </w:t>
+      </w:r>
+      <w:r>
+        <w:rPr>
+          <w:b/>
+        </w:rPr>
+        <w:t>new</w:t>
+      </w:r>
+      <w:r>
+        <w:t xml:space="preserve"> Vercel project, importing the same GitHub repo (</w:t>
+      </w:r>
+      <w:r>
+        <w:rPr>
+          <w:rFonts w:ascii="Consolas" w:hAnsi="Consolas"/>
+          <w:sz w:val="18"/>
+        </w:rPr>
+        <w:t>nabilhahaha/Kako</w:t>
+      </w:r>
+      <w:r>
+        <w:t>).</w:t>
+      </w:r>
+    </w:p>
+    <w:tbl>
+      <w:tblPr>
+        <w:tblStyle w:val="LightGrid-Accent1"/>
+        <w:tblW w:type="auto" w:w="0"/>
+        <w:jc w:val="left"/>
+        <w:tblLook w:firstColumn="1" w:firstRow="1" w:lastColumn="0" w:lastRow="0" w:noHBand="0" w:noVBand="1" w:val="04A0"/>
+      </w:tblPr>
+      <w:tblGrid>
+        <w:gridCol w:w="4320"/>
+        <w:gridCol w:w="4320"/>
+      </w:tblGrid>
+      <w:tr>
+        <w:tc>
+          <w:tcPr>
+            <w:tcW w:type="dxa" w:w="4320"/>
+          </w:tcPr>
+          <w:p>
+            <w:r>
+              <w:rPr>
+                <w:b/>
+              </w:rPr>
+            </w:r>
+            <w:r>
+              <w:rPr>
+                <w:b/>
+              </w:rPr>
+              <w:t>Setting</w:t>
+            </w:r>
+          </w:p>
+        </w:tc>
+        <w:tc>
+          <w:tcPr>
+            <w:tcW w:type="dxa" w:w="4320"/>
+          </w:tcPr>
+          <w:p>
+            <w:r>
+              <w:rPr>
+                <w:b/>
+              </w:rPr>
+            </w:r>
+            <w:r>
+              <w:rPr>
+                <w:b/>
+              </w:rPr>
+              <w:t>Value</w:t>
+            </w:r>
+          </w:p>
+        </w:tc>
+      </w:tr>
+      <w:tr>
+        <w:tc>
+          <w:tcPr>
+            <w:tcW w:type="dxa" w:w="4320"/>
+          </w:tcPr>
+          <w:p>
+            <w:r/>
+            <w:r>
+              <w:rPr>
+                <w:b/>
+              </w:rPr>
+              <w:t>Project name</w:t>
+            </w:r>
+          </w:p>
+        </w:tc>
+        <w:tc>
+          <w:tcPr>
+            <w:tcW w:type="dxa" w:w="4320"/>
+          </w:tcPr>
+          <w:p>
+            <w:r/>
+            <w:r>
+              <w:rPr>
+                <w:rFonts w:ascii="Consolas" w:hAnsi="Consolas"/>
+                <w:sz w:val="18"/>
+              </w:rPr>
+              <w:t>field-insights</w:t>
+            </w:r>
+          </w:p>
+        </w:tc>
+      </w:tr>
+      <w:tr>
+        <w:tc>
+          <w:tcPr>
+            <w:tcW w:type="dxa" w:w="4320"/>
+          </w:tcPr>
+          <w:p>
+            <w:r/>
+            <w:r>
+              <w:rPr>
+                <w:b/>
+              </w:rPr>
+              <w:t>Framework preset</w:t>
+            </w:r>
+          </w:p>
+        </w:tc>
+        <w:tc>
+          <w:tcPr>
+            <w:tcW w:type="dxa" w:w="4320"/>
+          </w:tcPr>
+          <w:p>
+            <w:r/>
+            <w:r>
+              <w:t>Vite</w:t>
+            </w:r>
+          </w:p>
+        </w:tc>
+      </w:tr>
+      <w:tr>
+        <w:tc>
+          <w:tcPr>
+            <w:tcW w:type="dxa" w:w="4320"/>
+          </w:tcPr>
+          <w:p>
+            <w:r/>
+            <w:r>
+              <w:rPr>
+                <w:b/>
+              </w:rPr>
+              <w:t>Root Directory</w:t>
+            </w:r>
+          </w:p>
+        </w:tc>
+        <w:tc>
+          <w:tcPr>
+            <w:tcW w:type="dxa" w:w="4320"/>
+          </w:tcPr>
+          <w:p>
+            <w:r/>
+            <w:r>
+              <w:rPr>
+                <w:rFonts w:ascii="Consolas" w:hAnsi="Consolas"/>
+                <w:sz w:val="18"/>
+              </w:rPr>
+              <w:t>field-insights</w:t>
+            </w:r>
+            <w:r>
+              <w:t xml:space="preserve">  ← the critical setting</w:t>
+            </w:r>
+          </w:p>
+        </w:tc>
+      </w:tr>
+      <w:tr>
+        <w:tc>
+          <w:tcPr>
+            <w:tcW w:type="dxa" w:w="4320"/>
+          </w:tcPr>
+          <w:p>
+            <w:r/>
+            <w:r>
+              <w:rPr>
+                <w:b/>
+              </w:rPr>
+              <w:t>Build Command</w:t>
+            </w:r>
+          </w:p>
+        </w:tc>
+        <w:tc>
+          <w:tcPr>
+            <w:tcW w:type="dxa" w:w="4320"/>
+          </w:tcPr>
+          <w:p>
+            <w:r/>
+            <w:r>
+              <w:rPr>
+                <w:rFonts w:ascii="Consolas" w:hAnsi="Consolas"/>
+                <w:sz w:val="18"/>
+              </w:rPr>
+              <w:t>npm run build</w:t>
+            </w:r>
+          </w:p>
+        </w:tc>
+      </w:tr>
+      <w:tr>
+        <w:tc>
+          <w:tcPr>
+            <w:tcW w:type="dxa" w:w="4320"/>
+          </w:tcPr>
+          <w:p>
+            <w:r/>
+            <w:r>
+              <w:rPr>
+                <w:b/>
+              </w:rPr>
+              <w:t>Install Command</w:t>
+            </w:r>
+          </w:p>
+        </w:tc>
+        <w:tc>
+          <w:tcPr>
+            <w:tcW w:type="dxa" w:w="4320"/>
+          </w:tcPr>
+          <w:p>
+            <w:r/>
+            <w:r>
+              <w:rPr>
+                <w:rFonts w:ascii="Consolas" w:hAnsi="Consolas"/>
+                <w:sz w:val="18"/>
+              </w:rPr>
+              <w:t>npm install</w:t>
+            </w:r>
+          </w:p>
+        </w:tc>
+      </w:tr>
+      <w:tr>
+        <w:tc>
+          <w:tcPr>
+            <w:tcW w:type="dxa" w:w="4320"/>
+          </w:tcPr>
+          <w:p>
+            <w:r/>
+            <w:r>
+              <w:rPr>
+                <w:b/>
+              </w:rPr>
+              <w:t>Output Directory</w:t>
+            </w:r>
+          </w:p>
+        </w:tc>
+        <w:tc>
+          <w:tcPr>
+            <w:tcW w:type="dxa" w:w="4320"/>
+          </w:tcPr>
+          <w:p>
+            <w:r/>
+            <w:r>
+              <w:rPr>
+                <w:rFonts w:ascii="Consolas" w:hAnsi="Consolas"/>
+                <w:sz w:val="18"/>
+              </w:rPr>
+              <w:t>dist</w:t>
+            </w:r>
+            <w:r>
+              <w:t xml:space="preserve"> (resolves to </w:t>
+            </w:r>
+            <w:r>
+              <w:rPr>
+                <w:rFonts w:ascii="Consolas" w:hAnsi="Consolas"/>
+                <w:sz w:val="18"/>
+              </w:rPr>
+              <w:t>field-insights/dist</w:t>
+            </w:r>
+            <w:r>
+              <w:t>)</w:t>
+            </w:r>
+          </w:p>
+        </w:tc>
+      </w:tr>
+      <w:tr>
+        <w:tc>
+          <w:tcPr>
+            <w:tcW w:type="dxa" w:w="4320"/>
+          </w:tcPr>
+          <w:p>
+            <w:r/>
+            <w:r>
+              <w:rPr>
+                <w:b/>
+              </w:rPr>
+              <w:t>Node.js version</w:t>
+            </w:r>
+          </w:p>
+        </w:tc>
+        <w:tc>
+          <w:tcPr>
+            <w:tcW w:type="dxa" w:w="4320"/>
+          </w:tcPr>
+          <w:p>
+            <w:r/>
+            <w:r>
+              <w:t>22.x</w:t>
+            </w:r>
+          </w:p>
+        </w:tc>
+      </w:tr>
+      <w:tr>
+        <w:tc>
+          <w:tcPr>
+            <w:tcW w:type="dxa" w:w="4320"/>
+          </w:tcPr>
+          <w:p>
+            <w:r/>
+            <w:r>
+              <w:rPr>
+                <w:b/>
+              </w:rPr>
+              <w:t>Production branch</w:t>
+            </w:r>
+          </w:p>
+        </w:tc>
+        <w:tc>
+          <w:tcPr>
+            <w:tcW w:type="dxa" w:w="4320"/>
+          </w:tcPr>
+          <w:p>
+            <w:r/>
+            <w:r>
+              <w:rPr>
+                <w:rFonts w:ascii="Consolas" w:hAnsi="Consolas"/>
+                <w:sz w:val="18"/>
+              </w:rPr>
+              <w:t>claude/field-insights-new-project-5w7gg9</w:t>
+            </w:r>
+            <w:r>
+              <w:t xml:space="preserve"> (until merged to main)</w:t>
+            </w:r>
+          </w:p>
+        </w:tc>
+      </w:tr>
+    </w:tbl>
+    <w:p/>
+    <w:p>
+      <w:pPr>
+        <w:pStyle w:val="IntenseQuote"/>
+      </w:pPr>
+      <w:r>
+        <w:t xml:space="preserve">With Root Directory = </w:t>
+      </w:r>
+      <w:r>
+        <w:rPr>
+          <w:rFonts w:ascii="Consolas" w:hAnsi="Consolas"/>
+          <w:sz w:val="18"/>
+        </w:rPr>
+        <w:t>field-insights</w:t>
+      </w:r>
+      <w:r>
+        <w:t xml:space="preserve">, Vercel reads </w:t>
+      </w:r>
+      <w:r>
+        <w:rPr>
+          <w:rFonts w:ascii="Consolas" w:hAnsi="Consolas"/>
+          <w:sz w:val="18"/>
+        </w:rPr>
+        <w:t>field-insights/vercel.json</w:t>
+      </w:r>
+      <w:r>
+        <w:t xml:space="preserve"> (SPA rewrites + build/output) and builds only this app.</w:t>
+      </w:r>
+    </w:p>
+    <w:p>
+      <w:pPr>
+        <w:pStyle w:val="Heading2"/>
+      </w:pPr>
+      <w:r/>
+      <w:r>
+        <w:t>Environment variables (Production + Preview)</w:t>
+      </w:r>
+    </w:p>
+    <w:tbl>
+      <w:tblPr>
+        <w:tblStyle w:val="LightGrid-Accent1"/>
+        <w:tblW w:type="auto" w:w="0"/>
+        <w:jc w:val="left"/>
+        <w:tblLook w:firstColumn="1" w:firstRow="1" w:lastColumn="0" w:lastRow="0" w:noHBand="0" w:noVBand="1" w:val="04A0"/>
+      </w:tblPr>
+      <w:tblGrid>
+        <w:gridCol w:w="4320"/>
+        <w:gridCol w:w="4320"/>
+      </w:tblGrid>
+      <w:tr>
+        <w:tc>
+          <w:tcPr>
+            <w:tcW w:type="dxa" w:w="4320"/>
+          </w:tcPr>
+          <w:p>
+            <w:r>
+              <w:rPr>
+                <w:b/>
+              </w:rPr>
+            </w:r>
+            <w:r>
+              <w:rPr>
+                <w:b/>
+              </w:rPr>
+              <w:t>Key</w:t>
+            </w:r>
+          </w:p>
+        </w:tc>
+        <w:tc>
+          <w:tcPr>
+            <w:tcW w:type="dxa" w:w="4320"/>
+          </w:tcPr>
+          <w:p>
+            <w:r>
+              <w:rPr>
+                <w:b/>
+              </w:rPr>
+            </w:r>
+            <w:r>
+              <w:rPr>
+                <w:b/>
+              </w:rPr>
+              <w:t>Value</w:t>
+            </w:r>
+          </w:p>
+        </w:tc>
+      </w:tr>
+      <w:tr>
+        <w:tc>
+          <w:tcPr>
+            <w:tcW w:type="dxa" w:w="4320"/>
+          </w:tcPr>
+          <w:p>
+            <w:r/>
+            <w:r>
+              <w:rPr>
+                <w:rFonts w:ascii="Consolas" w:hAnsi="Consolas"/>
+                <w:sz w:val="18"/>
+              </w:rPr>
+              <w:t>VITE_FI_SUPABASE_URL</w:t>
+            </w:r>
+          </w:p>
+        </w:tc>
+        <w:tc>
+          <w:tcPr>
+            <w:tcW w:type="dxa" w:w="4320"/>
+          </w:tcPr>
+          <w:p>
+            <w:r/>
+            <w:r>
+              <w:rPr>
+                <w:rFonts w:ascii="Consolas" w:hAnsi="Consolas"/>
+                <w:sz w:val="18"/>
+              </w:rPr>
+              <w:t>https://qulukfxuaklhcztchrbv.supabase.co</w:t>
+            </w:r>
+          </w:p>
+        </w:tc>
+      </w:tr>
+      <w:tr>
+        <w:tc>
+          <w:tcPr>
+            <w:tcW w:type="dxa" w:w="4320"/>
+          </w:tcPr>
+          <w:p>
+            <w:r/>
+            <w:r>
+              <w:rPr>
+                <w:rFonts w:ascii="Consolas" w:hAnsi="Consolas"/>
+                <w:sz w:val="18"/>
+              </w:rPr>
+              <w:t>VITE_FI_SUPABASE_PUBLISHABLE_KEY</w:t>
+            </w:r>
+          </w:p>
+        </w:tc>
+        <w:tc>
+          <w:tcPr>
+            <w:tcW w:type="dxa" w:w="4320"/>
+          </w:tcPr>
+          <w:p>
+            <w:r/>
+            <w:r>
+              <w:rPr>
+                <w:rFonts w:ascii="Consolas" w:hAnsi="Consolas"/>
+                <w:sz w:val="18"/>
+              </w:rPr>
+              <w:t>sb_publishable_ELT1I44b4KT2MLpQ1p9HOQ_GVS0qLhr</w:t>
+            </w:r>
+          </w:p>
+        </w:tc>
+      </w:tr>
+      <w:tr>
+        <w:tc>
+          <w:tcPr>
+            <w:tcW w:type="dxa" w:w="4320"/>
+          </w:tcPr>
+          <w:p>
+            <w:r/>
+            <w:r>
+              <w:rPr>
+                <w:rFonts w:ascii="Consolas" w:hAnsi="Consolas"/>
+                <w:sz w:val="18"/>
+              </w:rPr>
+              <w:t>VITE_FI_APP_NAME</w:t>
+            </w:r>
+          </w:p>
+        </w:tc>
+        <w:tc>
+          <w:tcPr>
+            <w:tcW w:type="dxa" w:w="4320"/>
+          </w:tcPr>
+          <w:p>
+            <w:r/>
+            <w:r>
+              <w:rPr>
+                <w:rFonts w:ascii="Consolas" w:hAnsi="Consolas"/>
+                <w:sz w:val="18"/>
+              </w:rPr>
+              <w:t>Field Insights</w:t>
+            </w:r>
+          </w:p>
+        </w:tc>
+      </w:tr>
+    </w:tbl>
+    <w:p/>
+    <w:p>
+      <w:r>
+        <w:t xml:space="preserve">The publishable key is a public client key (safe in the browser). These are intentionally namespaced </w:t>
+      </w:r>
+      <w:r>
+        <w:rPr>
+          <w:rFonts w:ascii="Consolas" w:hAnsi="Consolas"/>
+          <w:sz w:val="18"/>
+        </w:rPr>
+        <w:t>VITE_FI_*</w:t>
+      </w:r>
+      <w:r>
+        <w:t xml:space="preserve"> so they never collide with VANTORA's </w:t>
+      </w:r>
+      <w:r>
+        <w:rPr>
+          <w:rFonts w:ascii="Consolas" w:hAnsi="Consolas"/>
+          <w:sz w:val="18"/>
+        </w:rPr>
+        <w:t>VITE_SUPABASE_*</w:t>
+      </w:r>
+      <w:r>
+        <w:t>.</w:t>
+      </w:r>
+    </w:p>
+    <w:p>
+      <w:pPr>
+        <w:pStyle w:val="Heading2"/>
+      </w:pPr>
+      <w:r/>
+      <w:r>
+        <w:t>Verify (after the project is created)</w:t>
+      </w:r>
+    </w:p>
+    <w:p>
+      <w:pPr>
+        <w:pStyle w:val="ListNumber"/>
+      </w:pPr>
+      <w:r>
+        <w:t>Open the new project's preview/production URL.</w:t>
+      </w:r>
+    </w:p>
+    <w:p>
+      <w:pPr>
+        <w:pStyle w:val="ListNumber"/>
+      </w:pPr>
+      <w:r>
+        <w:t xml:space="preserve">You should see the </w:t>
+      </w:r>
+      <w:r>
+        <w:rPr>
+          <w:b/>
+        </w:rPr>
+        <w:t>Field Insights</w:t>
+      </w:r>
+      <w:r>
+        <w:t xml:space="preserve"> sign-in screen (navy theme), not the Trade Spend Platform.</w:t>
+      </w:r>
+    </w:p>
+    <w:p>
+      <w:pPr>
+        <w:pStyle w:val="ListNumber"/>
+      </w:pPr>
+      <w:r>
+        <w:t>The page title is "Field Insights"; the app installs as a PWA.</w:t>
+      </w:r>
+    </w:p>
+    <w:p>
+      <w:r>
+        <w:t xml:space="preserve">VANTORA's </w:t>
+      </w:r>
+      <w:r>
+        <w:rPr>
+          <w:rFonts w:ascii="Consolas" w:hAnsi="Consolas"/>
+          <w:sz w:val="18"/>
+        </w:rPr>
+        <w:t>kako</w:t>
+      </w:r>
+      <w:r>
+        <w:t xml:space="preserve"> and </w:t>
+      </w:r>
+      <w:r>
+        <w:rPr>
+          <w:rFonts w:ascii="Consolas" w:hAnsi="Consolas"/>
+          <w:sz w:val="18"/>
+        </w:rPr>
+        <w:t>kako-fieldsync</w:t>
+      </w:r>
+      <w:r>
+        <w:t xml:space="preserve"> deployments remain unchanged.</w:t>
+      </w:r>
+    </w:p>
     <w:sectPr>
       <w:pgSz w:w="12240" w:h="15840"/>
       <w:pgMar w:top="1440" w:right="1800" w:bottom="1440" w:left="1800" w:header="720" w:footer="720" w:gutter="0"/>
